--- a/Kubernetes/8-daemonset.docx
+++ b/Kubernetes/8-daemonset.docx
@@ -503,15 +503,7 @@
           <w:sz w:val="28"/>
           <w:szCs w:val="28"/>
         </w:rPr>
-        <w:t xml:space="preserve"> the number of Pods is always:</w:t>
-      </w:r>
-      <w:r>
-        <w:rPr>
-          <w:rFonts w:asciiTheme="majorBidi" w:hAnsiTheme="majorBidi" w:cstheme="majorBidi"/>
-          <w:sz w:val="28"/>
-          <w:szCs w:val="28"/>
-        </w:rPr>
-        <w:t xml:space="preserve"> </w:t>
+        <w:t xml:space="preserve"> the number of Pods is always: </w:t>
       </w:r>
       <w:r>
         <w:rPr>
@@ -3572,17 +3564,7 @@
           <w:szCs w:val="40"/>
         </w:rPr>
         <w:lastRenderedPageBreak/>
-        <w:t xml:space="preserve">Updating </w:t>
-      </w:r>
-      <w:r>
-        <w:rPr>
-          <w:rFonts w:asciiTheme="majorBidi" w:hAnsiTheme="majorBidi" w:cstheme="majorBidi"/>
-          <w:b/>
-          <w:bCs/>
-          <w:sz w:val="40"/>
-          <w:szCs w:val="40"/>
-        </w:rPr>
-        <w:t>Strategy</w:t>
+        <w:t>Updating Strategy</w:t>
       </w:r>
     </w:p>
     <w:p>
@@ -4188,17 +4170,7 @@
           <w:sz w:val="28"/>
           <w:szCs w:val="28"/>
         </w:rPr>
-        <w:t>Example YAML</w:t>
-      </w:r>
-      <w:r>
-        <w:rPr>
-          <w:rFonts w:asciiTheme="majorBidi" w:hAnsiTheme="majorBidi" w:cstheme="majorBidi"/>
-          <w:b/>
-          <w:bCs/>
-          <w:sz w:val="28"/>
-          <w:szCs w:val="28"/>
-        </w:rPr>
-        <w:t>:</w:t>
+        <w:t>Example YAML:</w:t>
       </w:r>
     </w:p>
     <w:p>
@@ -4244,17 +4216,7 @@
           <w:sz w:val="28"/>
           <w:szCs w:val="28"/>
         </w:rPr>
-        <w:t>Behavior</w:t>
-      </w:r>
-      <w:r>
-        <w:rPr>
-          <w:rFonts w:asciiTheme="majorBidi" w:hAnsiTheme="majorBidi" w:cstheme="majorBidi"/>
-          <w:b/>
-          <w:bCs/>
-          <w:sz w:val="28"/>
-          <w:szCs w:val="28"/>
-        </w:rPr>
-        <w:t>:</w:t>
+        <w:t>Behavior:</w:t>
       </w:r>
     </w:p>
     <w:p>
@@ -5602,39 +5564,7 @@
           <w:sz w:val="28"/>
           <w:szCs w:val="28"/>
         </w:rPr>
-        <w:t xml:space="preserve">Node 1 </w:t>
-      </w:r>
-      <w:r>
-        <w:rPr>
-          <w:rFonts w:asciiTheme="majorBidi" w:hAnsiTheme="majorBidi" w:cstheme="majorBidi"/>
-          <w:sz w:val="28"/>
-          <w:szCs w:val="28"/>
-        </w:rPr>
-        <w:t>→</w:t>
-      </w:r>
-      <w:r>
-        <w:rPr>
-          <w:rFonts w:asciiTheme="majorBidi" w:hAnsiTheme="majorBidi" w:cstheme="majorBidi"/>
-          <w:sz w:val="28"/>
-          <w:szCs w:val="28"/>
-        </w:rPr>
-        <w:t xml:space="preserve"> </w:t>
-      </w:r>
-      <w:r>
-        <w:rPr>
-          <w:rFonts w:asciiTheme="majorBidi" w:hAnsiTheme="majorBidi" w:cstheme="majorBidi"/>
-          <w:sz w:val="28"/>
-          <w:szCs w:val="28"/>
-        </w:rPr>
-        <w:t>old-pod (v1)</w:t>
-      </w:r>
-      <w:r>
-        <w:rPr>
-          <w:rFonts w:asciiTheme="majorBidi" w:hAnsiTheme="majorBidi" w:cstheme="majorBidi"/>
-          <w:sz w:val="28"/>
-          <w:szCs w:val="28"/>
-        </w:rPr>
-        <w:t xml:space="preserve"> running.</w:t>
+        <w:t>Node 1 → old-pod (v1) running.</w:t>
       </w:r>
     </w:p>
     <w:p>
@@ -5659,47 +5589,7 @@
           <w:sz w:val="28"/>
           <w:szCs w:val="28"/>
         </w:rPr>
-        <w:t>Node 1 →</w:t>
-      </w:r>
-      <w:r>
-        <w:rPr>
-          <w:rFonts w:asciiTheme="majorBidi" w:hAnsiTheme="majorBidi" w:cstheme="majorBidi"/>
-          <w:sz w:val="28"/>
-          <w:szCs w:val="28"/>
-        </w:rPr>
-        <w:t xml:space="preserve"> </w:t>
-      </w:r>
-      <w:r>
-        <w:rPr>
-          <w:rFonts w:asciiTheme="majorBidi" w:hAnsiTheme="majorBidi" w:cstheme="majorBidi"/>
-          <w:sz w:val="28"/>
-          <w:szCs w:val="28"/>
-        </w:rPr>
-        <w:t>new-pod (v2</w:t>
-      </w:r>
-      <w:r>
-        <w:rPr>
-          <w:rFonts w:asciiTheme="majorBidi" w:hAnsiTheme="majorBidi" w:cstheme="majorBidi"/>
-          <w:sz w:val="28"/>
-          <w:szCs w:val="28"/>
-        </w:rPr>
-        <w:t xml:space="preserve"> - </w:t>
-      </w:r>
-      <w:r>
-        <w:rPr>
-          <w:rFonts w:asciiTheme="majorBidi" w:hAnsiTheme="majorBidi" w:cstheme="majorBidi"/>
-          <w:sz w:val="28"/>
-          <w:szCs w:val="28"/>
-        </w:rPr>
-        <w:t xml:space="preserve">surge pod) </w:t>
-      </w:r>
-      <w:r>
-        <w:rPr>
-          <w:rFonts w:asciiTheme="majorBidi" w:hAnsiTheme="majorBidi" w:cstheme="majorBidi"/>
-          <w:sz w:val="28"/>
-          <w:szCs w:val="28"/>
-        </w:rPr>
-        <w:t>is also running</w:t>
+        <w:t>Node 1 → new-pod (v2 - surge pod) is also running</w:t>
       </w:r>
     </w:p>
     <w:p>
@@ -5724,47 +5614,7 @@
           <w:sz w:val="28"/>
           <w:szCs w:val="28"/>
         </w:rPr>
-        <w:t>Node 1</w:t>
-      </w:r>
-      <w:r>
-        <w:rPr>
-          <w:rFonts w:asciiTheme="majorBidi" w:hAnsiTheme="majorBidi" w:cstheme="majorBidi"/>
-          <w:sz w:val="28"/>
-          <w:szCs w:val="28"/>
-        </w:rPr>
-        <w:t xml:space="preserve"> </w:t>
-      </w:r>
-      <w:r>
-        <w:rPr>
-          <w:rFonts w:asciiTheme="majorBidi" w:hAnsiTheme="majorBidi" w:cstheme="majorBidi"/>
-          <w:sz w:val="28"/>
-          <w:szCs w:val="28"/>
-        </w:rPr>
-        <w:t>→ old-pod (v1)</w:t>
-      </w:r>
-      <w:r>
-        <w:rPr>
-          <w:rFonts w:asciiTheme="majorBidi" w:hAnsiTheme="majorBidi" w:cstheme="majorBidi"/>
-          <w:sz w:val="28"/>
-          <w:szCs w:val="28"/>
-        </w:rPr>
-        <w:t xml:space="preserve"> is terminated and only</w:t>
-      </w:r>
-      <w:r>
-        <w:rPr>
-          <w:rFonts w:asciiTheme="majorBidi" w:hAnsiTheme="majorBidi" w:cstheme="majorBidi"/>
-          <w:sz w:val="28"/>
-          <w:szCs w:val="28"/>
-        </w:rPr>
-        <w:t xml:space="preserve"> new-pod (v2)</w:t>
-      </w:r>
-      <w:r>
-        <w:rPr>
-          <w:rFonts w:asciiTheme="majorBidi" w:hAnsiTheme="majorBidi" w:cstheme="majorBidi"/>
-          <w:sz w:val="28"/>
-          <w:szCs w:val="28"/>
-        </w:rPr>
-        <w:t xml:space="preserve"> is </w:t>
+        <w:t xml:space="preserve">Node 1 → old-pod (v1) is terminated and only new-pod (v2) is </w:t>
       </w:r>
       <w:proofErr w:type="spellStart"/>
       <w:r>
@@ -5818,17 +5668,7 @@
           <w:sz w:val="28"/>
           <w:szCs w:val="28"/>
         </w:rPr>
-        <w:t>S</w:t>
-      </w:r>
-      <w:r>
-        <w:rPr>
-          <w:rFonts w:asciiTheme="majorBidi" w:hAnsiTheme="majorBidi" w:cstheme="majorBidi"/>
-          <w:b/>
-          <w:bCs/>
-          <w:sz w:val="28"/>
-          <w:szCs w:val="28"/>
-        </w:rPr>
-        <w:t>ummary</w:t>
+        <w:t>Summary</w:t>
       </w:r>
       <w:r>
         <w:rPr>
@@ -6135,19 +5975,7 @@
                                 <w:sz w:val="28"/>
                                 <w:szCs w:val="28"/>
                               </w:rPr>
-                              <w:t xml:space="preserve">     </w:t>
-                            </w:r>
-                            <w:r>
-                              <w:rPr>
-                                <w:rFonts w:asciiTheme="majorBidi" w:hAnsiTheme="majorBidi" w:cstheme="majorBidi"/>
-                                <w:b/>
-                                <w:bCs/>
-                                <w:i/>
-                                <w:iCs/>
-                                <w:sz w:val="28"/>
-                                <w:szCs w:val="28"/>
-                              </w:rPr>
-                              <w:t xml:space="preserve">type: </w:t>
+                              <w:t xml:space="preserve">     type: </w:t>
                             </w:r>
                             <w:proofErr w:type="spellStart"/>
                             <w:r>
@@ -6255,19 +6083,7 @@
                           <w:sz w:val="28"/>
                           <w:szCs w:val="28"/>
                         </w:rPr>
-                        <w:t xml:space="preserve">     </w:t>
-                      </w:r>
-                      <w:r>
-                        <w:rPr>
-                          <w:rFonts w:asciiTheme="majorBidi" w:hAnsiTheme="majorBidi" w:cstheme="majorBidi"/>
-                          <w:b/>
-                          <w:bCs/>
-                          <w:i/>
-                          <w:iCs/>
-                          <w:sz w:val="28"/>
-                          <w:szCs w:val="28"/>
-                        </w:rPr>
-                        <w:t xml:space="preserve">type: </w:t>
+                        <w:t xml:space="preserve">     type: </w:t>
                       </w:r>
                       <w:proofErr w:type="spellStart"/>
                       <w:r>
@@ -7248,27 +7064,7 @@
           <w:sz w:val="28"/>
           <w:szCs w:val="28"/>
         </w:rPr>
-        <w:t>S</w:t>
-      </w:r>
-      <w:r>
-        <w:rPr>
-          <w:rFonts w:asciiTheme="majorBidi" w:hAnsiTheme="majorBidi" w:cstheme="majorBidi"/>
-          <w:b/>
-          <w:bCs/>
-          <w:sz w:val="28"/>
-          <w:szCs w:val="28"/>
-        </w:rPr>
-        <w:t>ummary</w:t>
-      </w:r>
-      <w:r>
-        <w:rPr>
-          <w:rFonts w:asciiTheme="majorBidi" w:hAnsiTheme="majorBidi" w:cstheme="majorBidi"/>
-          <w:b/>
-          <w:bCs/>
-          <w:sz w:val="28"/>
-          <w:szCs w:val="28"/>
-        </w:rPr>
-        <w:t>:</w:t>
+        <w:t>Summary:</w:t>
       </w:r>
     </w:p>
     <w:p>
@@ -7375,6 +7171,2533 @@
         </w:rPr>
         <w:t xml:space="preserve"> → Pods update only when manually deleted, giving administrators full control over the rollout.</w:t>
       </w:r>
+    </w:p>
+    <w:p>
+      <w:pPr>
+        <w:jc w:val="both"/>
+        <w:rPr>
+          <w:rFonts w:asciiTheme="majorBidi" w:hAnsiTheme="majorBidi" w:cstheme="majorBidi"/>
+          <w:sz w:val="28"/>
+          <w:szCs w:val="28"/>
+        </w:rPr>
+      </w:pPr>
+    </w:p>
+    <w:p>
+      <w:pPr>
+        <w:jc w:val="both"/>
+        <w:rPr>
+          <w:rFonts w:asciiTheme="majorBidi" w:hAnsiTheme="majorBidi" w:cstheme="majorBidi"/>
+          <w:sz w:val="28"/>
+          <w:szCs w:val="28"/>
+        </w:rPr>
+      </w:pPr>
+    </w:p>
+    <w:p>
+      <w:pPr>
+        <w:jc w:val="both"/>
+        <w:rPr>
+          <w:rFonts w:asciiTheme="majorBidi" w:hAnsiTheme="majorBidi" w:cstheme="majorBidi"/>
+          <w:sz w:val="28"/>
+          <w:szCs w:val="28"/>
+        </w:rPr>
+      </w:pPr>
+    </w:p>
+    <w:p>
+      <w:pPr>
+        <w:jc w:val="both"/>
+        <w:rPr>
+          <w:rFonts w:asciiTheme="majorBidi" w:hAnsiTheme="majorBidi" w:cstheme="majorBidi"/>
+          <w:sz w:val="28"/>
+          <w:szCs w:val="28"/>
+        </w:rPr>
+      </w:pPr>
+    </w:p>
+    <w:p>
+      <w:pPr>
+        <w:jc w:val="both"/>
+        <w:rPr>
+          <w:rFonts w:asciiTheme="majorBidi" w:hAnsiTheme="majorBidi" w:cstheme="majorBidi"/>
+          <w:sz w:val="28"/>
+          <w:szCs w:val="28"/>
+        </w:rPr>
+      </w:pPr>
+    </w:p>
+    <w:p>
+      <w:pPr>
+        <w:spacing w:after="60"/>
+        <w:jc w:val="both"/>
+        <w:rPr>
+          <w:rFonts w:asciiTheme="majorBidi" w:hAnsiTheme="majorBidi" w:cstheme="majorBidi"/>
+          <w:b/>
+          <w:bCs/>
+          <w:sz w:val="36"/>
+          <w:szCs w:val="36"/>
+        </w:rPr>
+      </w:pPr>
+      <w:r>
+        <w:rPr>
+          <w:rFonts w:asciiTheme="majorBidi" w:hAnsiTheme="majorBidi" w:cstheme="majorBidi"/>
+          <w:b/>
+          <w:bCs/>
+          <w:sz w:val="36"/>
+          <w:szCs w:val="36"/>
+        </w:rPr>
+        <w:lastRenderedPageBreak/>
+        <w:t>Probes</w:t>
+      </w:r>
+      <w:r>
+        <w:rPr>
+          <w:rFonts w:asciiTheme="majorBidi" w:hAnsiTheme="majorBidi" w:cstheme="majorBidi"/>
+          <w:b/>
+          <w:bCs/>
+          <w:sz w:val="36"/>
+          <w:szCs w:val="36"/>
+        </w:rPr>
+        <w:t>:</w:t>
+      </w:r>
+    </w:p>
+    <w:p>
+      <w:pPr>
+        <w:spacing w:after="60"/>
+        <w:jc w:val="both"/>
+        <w:rPr>
+          <w:rFonts w:asciiTheme="majorBidi" w:hAnsiTheme="majorBidi" w:cstheme="majorBidi"/>
+          <w:sz w:val="28"/>
+          <w:szCs w:val="28"/>
+        </w:rPr>
+      </w:pPr>
+      <w:r>
+        <w:rPr>
+          <w:rFonts w:asciiTheme="majorBidi" w:hAnsiTheme="majorBidi" w:cstheme="majorBidi"/>
+          <w:sz w:val="28"/>
+          <w:szCs w:val="28"/>
+        </w:rPr>
+        <w:t xml:space="preserve">There is no difference between probes in </w:t>
+      </w:r>
+      <w:proofErr w:type="spellStart"/>
+      <w:r>
+        <w:rPr>
+          <w:rFonts w:asciiTheme="majorBidi" w:hAnsiTheme="majorBidi" w:cstheme="majorBidi"/>
+          <w:sz w:val="28"/>
+          <w:szCs w:val="28"/>
+        </w:rPr>
+        <w:t>DaemonSets</w:t>
+      </w:r>
+      <w:proofErr w:type="spellEnd"/>
+      <w:r>
+        <w:rPr>
+          <w:rFonts w:asciiTheme="majorBidi" w:hAnsiTheme="majorBidi" w:cstheme="majorBidi"/>
+          <w:sz w:val="28"/>
+          <w:szCs w:val="28"/>
+        </w:rPr>
+        <w:t xml:space="preserve"> and Deployments.</w:t>
+      </w:r>
+      <w:r>
+        <w:rPr>
+          <w:rFonts w:asciiTheme="majorBidi" w:hAnsiTheme="majorBidi" w:cstheme="majorBidi"/>
+          <w:sz w:val="28"/>
+          <w:szCs w:val="28"/>
+        </w:rPr>
+        <w:t xml:space="preserve"> </w:t>
+      </w:r>
+      <w:r>
+        <w:rPr>
+          <w:rFonts w:asciiTheme="majorBidi" w:hAnsiTheme="majorBidi" w:cstheme="majorBidi"/>
+          <w:sz w:val="28"/>
+          <w:szCs w:val="28"/>
+        </w:rPr>
+        <w:t>DaemonSet Pods support the same probes:</w:t>
+      </w:r>
+    </w:p>
+    <w:p>
+      <w:pPr>
+        <w:pStyle w:val="ListParagraph"/>
+        <w:numPr>
+          <w:ilvl w:val="0"/>
+          <w:numId w:val="24"/>
+        </w:numPr>
+        <w:spacing w:after="60"/>
+        <w:ind w:left="360"/>
+        <w:jc w:val="both"/>
+        <w:rPr>
+          <w:rFonts w:asciiTheme="majorBidi" w:hAnsiTheme="majorBidi" w:cstheme="majorBidi"/>
+          <w:b/>
+          <w:bCs/>
+          <w:i/>
+          <w:iCs/>
+          <w:sz w:val="28"/>
+          <w:szCs w:val="28"/>
+        </w:rPr>
+      </w:pPr>
+      <w:proofErr w:type="spellStart"/>
+      <w:r>
+        <w:rPr>
+          <w:rFonts w:asciiTheme="majorBidi" w:hAnsiTheme="majorBidi" w:cstheme="majorBidi"/>
+          <w:b/>
+          <w:bCs/>
+          <w:i/>
+          <w:iCs/>
+          <w:sz w:val="28"/>
+          <w:szCs w:val="28"/>
+        </w:rPr>
+        <w:t>livenessProbe</w:t>
+      </w:r>
+      <w:proofErr w:type="spellEnd"/>
+    </w:p>
+    <w:p>
+      <w:pPr>
+        <w:pStyle w:val="ListParagraph"/>
+        <w:numPr>
+          <w:ilvl w:val="0"/>
+          <w:numId w:val="24"/>
+        </w:numPr>
+        <w:spacing w:after="60"/>
+        <w:ind w:left="360"/>
+        <w:jc w:val="both"/>
+        <w:rPr>
+          <w:rFonts w:asciiTheme="majorBidi" w:hAnsiTheme="majorBidi" w:cstheme="majorBidi"/>
+          <w:b/>
+          <w:bCs/>
+          <w:i/>
+          <w:iCs/>
+          <w:sz w:val="28"/>
+          <w:szCs w:val="28"/>
+        </w:rPr>
+      </w:pPr>
+      <w:proofErr w:type="spellStart"/>
+      <w:r>
+        <w:rPr>
+          <w:rFonts w:asciiTheme="majorBidi" w:hAnsiTheme="majorBidi" w:cstheme="majorBidi"/>
+          <w:b/>
+          <w:bCs/>
+          <w:i/>
+          <w:iCs/>
+          <w:sz w:val="28"/>
+          <w:szCs w:val="28"/>
+        </w:rPr>
+        <w:t>readinessProbe</w:t>
+      </w:r>
+      <w:proofErr w:type="spellEnd"/>
+    </w:p>
+    <w:p>
+      <w:pPr>
+        <w:pStyle w:val="ListParagraph"/>
+        <w:numPr>
+          <w:ilvl w:val="0"/>
+          <w:numId w:val="24"/>
+        </w:numPr>
+        <w:spacing w:after="60"/>
+        <w:ind w:left="360"/>
+        <w:jc w:val="both"/>
+        <w:rPr>
+          <w:rFonts w:asciiTheme="majorBidi" w:hAnsiTheme="majorBidi" w:cstheme="majorBidi"/>
+          <w:b/>
+          <w:bCs/>
+          <w:i/>
+          <w:iCs/>
+          <w:sz w:val="28"/>
+          <w:szCs w:val="28"/>
+        </w:rPr>
+      </w:pPr>
+      <w:proofErr w:type="spellStart"/>
+      <w:r>
+        <w:rPr>
+          <w:rFonts w:asciiTheme="majorBidi" w:hAnsiTheme="majorBidi" w:cstheme="majorBidi"/>
+          <w:b/>
+          <w:bCs/>
+          <w:i/>
+          <w:iCs/>
+          <w:sz w:val="28"/>
+          <w:szCs w:val="28"/>
+        </w:rPr>
+        <w:t>startupProbe</w:t>
+      </w:r>
+      <w:proofErr w:type="spellEnd"/>
+    </w:p>
+    <w:p>
+      <w:pPr>
+        <w:jc w:val="both"/>
+        <w:rPr>
+          <w:rFonts w:asciiTheme="majorBidi" w:hAnsiTheme="majorBidi" w:cstheme="majorBidi"/>
+          <w:sz w:val="28"/>
+          <w:szCs w:val="28"/>
+          <w:u w:val="single"/>
+        </w:rPr>
+      </w:pPr>
+      <w:r>
+        <w:rPr>
+          <w:rFonts w:asciiTheme="majorBidi" w:hAnsiTheme="majorBidi" w:cstheme="majorBidi"/>
+          <w:noProof/>
+          <w:sz w:val="28"/>
+          <w:szCs w:val="28"/>
+          <w:u w:val="single"/>
+        </w:rPr>
+        <mc:AlternateContent>
+          <mc:Choice Requires="wps">
+            <w:drawing>
+              <wp:anchor distT="0" distB="0" distL="114300" distR="114300" simplePos="0" relativeHeight="251667456" behindDoc="0" locked="0" layoutInCell="1" allowOverlap="1" wp14:anchorId="20164568" wp14:editId="11716413">
+                <wp:simplePos x="0" y="0"/>
+                <wp:positionH relativeFrom="margin">
+                  <wp:align>left</wp:align>
+                </wp:positionH>
+                <wp:positionV relativeFrom="paragraph">
+                  <wp:posOffset>294005</wp:posOffset>
+                </wp:positionV>
+                <wp:extent cx="2621280" cy="2468880"/>
+                <wp:effectExtent l="0" t="0" r="26670" b="26670"/>
+                <wp:wrapNone/>
+                <wp:docPr id="1230930986" name="Rectangle 18"/>
+                <wp:cNvGraphicFramePr/>
+                <a:graphic xmlns:a="http://schemas.openxmlformats.org/drawingml/2006/main">
+                  <a:graphicData uri="http://schemas.microsoft.com/office/word/2010/wordprocessingShape">
+                    <wps:wsp>
+                      <wps:cNvSpPr/>
+                      <wps:spPr>
+                        <a:xfrm>
+                          <a:off x="0" y="0"/>
+                          <a:ext cx="2621280" cy="2468880"/>
+                        </a:xfrm>
+                        <a:prstGeom prst="rect">
+                          <a:avLst/>
+                        </a:prstGeom>
+                      </wps:spPr>
+                      <wps:style>
+                        <a:lnRef idx="2">
+                          <a:schemeClr val="dk1">
+                            <a:shade val="15000"/>
+                          </a:schemeClr>
+                        </a:lnRef>
+                        <a:fillRef idx="1">
+                          <a:schemeClr val="dk1"/>
+                        </a:fillRef>
+                        <a:effectRef idx="0">
+                          <a:schemeClr val="dk1"/>
+                        </a:effectRef>
+                        <a:fontRef idx="minor">
+                          <a:schemeClr val="lt1"/>
+                        </a:fontRef>
+                      </wps:style>
+                      <wps:txbx>
+                        <w:txbxContent>
+                          <w:p>
+                            <w:pPr>
+                              <w:spacing w:after="0"/>
+                              <w:rPr>
+                                <w:rFonts w:asciiTheme="majorBidi" w:hAnsiTheme="majorBidi" w:cstheme="majorBidi"/>
+                                <w:b/>
+                                <w:bCs/>
+                                <w:i/>
+                                <w:iCs/>
+                                <w:sz w:val="28"/>
+                                <w:szCs w:val="28"/>
+                              </w:rPr>
+                            </w:pPr>
+                            <w:r>
+                              <w:rPr>
+                                <w:rFonts w:asciiTheme="majorBidi" w:hAnsiTheme="majorBidi" w:cstheme="majorBidi"/>
+                                <w:b/>
+                                <w:bCs/>
+                                <w:i/>
+                                <w:iCs/>
+                                <w:sz w:val="28"/>
+                                <w:szCs w:val="28"/>
+                              </w:rPr>
+                              <w:t>spec:</w:t>
+                            </w:r>
+                          </w:p>
+                          <w:p>
+                            <w:pPr>
+                              <w:spacing w:after="0"/>
+                              <w:rPr>
+                                <w:rFonts w:asciiTheme="majorBidi" w:hAnsiTheme="majorBidi" w:cstheme="majorBidi"/>
+                                <w:b/>
+                                <w:bCs/>
+                                <w:i/>
+                                <w:iCs/>
+                                <w:sz w:val="28"/>
+                                <w:szCs w:val="28"/>
+                              </w:rPr>
+                            </w:pPr>
+                            <w:r>
+                              <w:rPr>
+                                <w:rFonts w:asciiTheme="majorBidi" w:hAnsiTheme="majorBidi" w:cstheme="majorBidi"/>
+                                <w:b/>
+                                <w:bCs/>
+                                <w:i/>
+                                <w:iCs/>
+                                <w:sz w:val="28"/>
+                                <w:szCs w:val="28"/>
+                              </w:rPr>
+                              <w:t xml:space="preserve">     </w:t>
+                            </w:r>
+                            <w:r>
+                              <w:rPr>
+                                <w:rFonts w:asciiTheme="majorBidi" w:hAnsiTheme="majorBidi" w:cstheme="majorBidi"/>
+                                <w:b/>
+                                <w:bCs/>
+                                <w:i/>
+                                <w:iCs/>
+                                <w:sz w:val="28"/>
+                                <w:szCs w:val="28"/>
+                              </w:rPr>
+                              <w:t>containers:</w:t>
+                            </w:r>
+                          </w:p>
+                          <w:p>
+                            <w:pPr>
+                              <w:spacing w:after="0"/>
+                              <w:rPr>
+                                <w:rFonts w:asciiTheme="majorBidi" w:hAnsiTheme="majorBidi" w:cstheme="majorBidi"/>
+                                <w:b/>
+                                <w:bCs/>
+                                <w:i/>
+                                <w:iCs/>
+                                <w:sz w:val="28"/>
+                                <w:szCs w:val="28"/>
+                              </w:rPr>
+                            </w:pPr>
+                            <w:r>
+                              <w:rPr>
+                                <w:rFonts w:asciiTheme="majorBidi" w:hAnsiTheme="majorBidi" w:cstheme="majorBidi"/>
+                                <w:b/>
+                                <w:bCs/>
+                                <w:i/>
+                                <w:iCs/>
+                                <w:sz w:val="28"/>
+                                <w:szCs w:val="28"/>
+                              </w:rPr>
+                              <w:t xml:space="preserve">        </w:t>
+                            </w:r>
+                            <w:r>
+                              <w:rPr>
+                                <w:rFonts w:asciiTheme="majorBidi" w:hAnsiTheme="majorBidi" w:cstheme="majorBidi"/>
+                                <w:b/>
+                                <w:bCs/>
+                                <w:i/>
+                                <w:iCs/>
+                                <w:sz w:val="28"/>
+                                <w:szCs w:val="28"/>
+                              </w:rPr>
+                              <w:t>- name: node-agent</w:t>
+                            </w:r>
+                          </w:p>
+                          <w:p>
+                            <w:pPr>
+                              <w:spacing w:after="0"/>
+                              <w:rPr>
+                                <w:rFonts w:asciiTheme="majorBidi" w:hAnsiTheme="majorBidi" w:cstheme="majorBidi"/>
+                                <w:b/>
+                                <w:bCs/>
+                                <w:i/>
+                                <w:iCs/>
+                                <w:sz w:val="28"/>
+                                <w:szCs w:val="28"/>
+                              </w:rPr>
+                            </w:pPr>
+                            <w:r>
+                              <w:rPr>
+                                <w:rFonts w:asciiTheme="majorBidi" w:hAnsiTheme="majorBidi" w:cstheme="majorBidi"/>
+                                <w:b/>
+                                <w:bCs/>
+                                <w:i/>
+                                <w:iCs/>
+                                <w:sz w:val="28"/>
+                                <w:szCs w:val="28"/>
+                              </w:rPr>
+                              <w:t xml:space="preserve">          </w:t>
+                            </w:r>
+                            <w:r>
+                              <w:rPr>
+                                <w:rFonts w:asciiTheme="majorBidi" w:hAnsiTheme="majorBidi" w:cstheme="majorBidi"/>
+                                <w:b/>
+                                <w:bCs/>
+                                <w:i/>
+                                <w:iCs/>
+                                <w:sz w:val="28"/>
+                                <w:szCs w:val="28"/>
+                              </w:rPr>
+                              <w:t>image: my-</w:t>
+                            </w:r>
+                            <w:proofErr w:type="gramStart"/>
+                            <w:r>
+                              <w:rPr>
+                                <w:rFonts w:asciiTheme="majorBidi" w:hAnsiTheme="majorBidi" w:cstheme="majorBidi"/>
+                                <w:b/>
+                                <w:bCs/>
+                                <w:i/>
+                                <w:iCs/>
+                                <w:sz w:val="28"/>
+                                <w:szCs w:val="28"/>
+                              </w:rPr>
+                              <w:t>agent:v</w:t>
+                            </w:r>
+                            <w:proofErr w:type="gramEnd"/>
+                            <w:r>
+                              <w:rPr>
+                                <w:rFonts w:asciiTheme="majorBidi" w:hAnsiTheme="majorBidi" w:cstheme="majorBidi"/>
+                                <w:b/>
+                                <w:bCs/>
+                                <w:i/>
+                                <w:iCs/>
+                                <w:sz w:val="28"/>
+                                <w:szCs w:val="28"/>
+                              </w:rPr>
+                              <w:t>1</w:t>
+                            </w:r>
+                          </w:p>
+                          <w:p>
+                            <w:pPr>
+                              <w:spacing w:after="0"/>
+                              <w:rPr>
+                                <w:rFonts w:asciiTheme="majorBidi" w:hAnsiTheme="majorBidi" w:cstheme="majorBidi"/>
+                                <w:b/>
+                                <w:bCs/>
+                                <w:i/>
+                                <w:iCs/>
+                                <w:sz w:val="28"/>
+                                <w:szCs w:val="28"/>
+                              </w:rPr>
+                            </w:pPr>
+                            <w:r>
+                              <w:rPr>
+                                <w:rFonts w:asciiTheme="majorBidi" w:hAnsiTheme="majorBidi" w:cstheme="majorBidi"/>
+                                <w:b/>
+                                <w:bCs/>
+                                <w:i/>
+                                <w:iCs/>
+                                <w:sz w:val="28"/>
+                                <w:szCs w:val="28"/>
+                              </w:rPr>
+                              <w:t xml:space="preserve">          </w:t>
+                            </w:r>
+                            <w:proofErr w:type="spellStart"/>
+                            <w:r>
+                              <w:rPr>
+                                <w:rFonts w:asciiTheme="majorBidi" w:hAnsiTheme="majorBidi" w:cstheme="majorBidi"/>
+                                <w:b/>
+                                <w:bCs/>
+                                <w:i/>
+                                <w:iCs/>
+                                <w:sz w:val="28"/>
+                                <w:szCs w:val="28"/>
+                              </w:rPr>
+                              <w:t>livenessProbe</w:t>
+                            </w:r>
+                            <w:proofErr w:type="spellEnd"/>
+                            <w:r>
+                              <w:rPr>
+                                <w:rFonts w:asciiTheme="majorBidi" w:hAnsiTheme="majorBidi" w:cstheme="majorBidi"/>
+                                <w:b/>
+                                <w:bCs/>
+                                <w:i/>
+                                <w:iCs/>
+                                <w:sz w:val="28"/>
+                                <w:szCs w:val="28"/>
+                              </w:rPr>
+                              <w:t>:</w:t>
+                            </w:r>
+                          </w:p>
+                          <w:p>
+                            <w:pPr>
+                              <w:spacing w:after="0"/>
+                              <w:rPr>
+                                <w:rFonts w:asciiTheme="majorBidi" w:hAnsiTheme="majorBidi" w:cstheme="majorBidi"/>
+                                <w:b/>
+                                <w:bCs/>
+                                <w:i/>
+                                <w:iCs/>
+                                <w:sz w:val="28"/>
+                                <w:szCs w:val="28"/>
+                              </w:rPr>
+                            </w:pPr>
+                            <w:r>
+                              <w:rPr>
+                                <w:rFonts w:asciiTheme="majorBidi" w:hAnsiTheme="majorBidi" w:cstheme="majorBidi"/>
+                                <w:b/>
+                                <w:bCs/>
+                                <w:i/>
+                                <w:iCs/>
+                                <w:sz w:val="28"/>
+                                <w:szCs w:val="28"/>
+                              </w:rPr>
+                              <w:t xml:space="preserve">               </w:t>
+                            </w:r>
+                            <w:proofErr w:type="spellStart"/>
+                            <w:r>
+                              <w:rPr>
+                                <w:rFonts w:asciiTheme="majorBidi" w:hAnsiTheme="majorBidi" w:cstheme="majorBidi"/>
+                                <w:b/>
+                                <w:bCs/>
+                                <w:i/>
+                                <w:iCs/>
+                                <w:sz w:val="28"/>
+                                <w:szCs w:val="28"/>
+                              </w:rPr>
+                              <w:t>httpGet</w:t>
+                            </w:r>
+                            <w:proofErr w:type="spellEnd"/>
+                            <w:r>
+                              <w:rPr>
+                                <w:rFonts w:asciiTheme="majorBidi" w:hAnsiTheme="majorBidi" w:cstheme="majorBidi"/>
+                                <w:b/>
+                                <w:bCs/>
+                                <w:i/>
+                                <w:iCs/>
+                                <w:sz w:val="28"/>
+                                <w:szCs w:val="28"/>
+                              </w:rPr>
+                              <w:t>:</w:t>
+                            </w:r>
+                          </w:p>
+                          <w:p>
+                            <w:pPr>
+                              <w:spacing w:after="0"/>
+                              <w:rPr>
+                                <w:rFonts w:asciiTheme="majorBidi" w:hAnsiTheme="majorBidi" w:cstheme="majorBidi"/>
+                                <w:b/>
+                                <w:bCs/>
+                                <w:i/>
+                                <w:iCs/>
+                                <w:sz w:val="28"/>
+                                <w:szCs w:val="28"/>
+                              </w:rPr>
+                            </w:pPr>
+                            <w:r>
+                              <w:rPr>
+                                <w:rFonts w:asciiTheme="majorBidi" w:hAnsiTheme="majorBidi" w:cstheme="majorBidi"/>
+                                <w:b/>
+                                <w:bCs/>
+                                <w:i/>
+                                <w:iCs/>
+                                <w:sz w:val="28"/>
+                                <w:szCs w:val="28"/>
+                              </w:rPr>
+                              <w:t xml:space="preserve">                    </w:t>
+                            </w:r>
+                            <w:r>
+                              <w:rPr>
+                                <w:rFonts w:asciiTheme="majorBidi" w:hAnsiTheme="majorBidi" w:cstheme="majorBidi"/>
+                                <w:b/>
+                                <w:bCs/>
+                                <w:i/>
+                                <w:iCs/>
+                                <w:sz w:val="28"/>
+                                <w:szCs w:val="28"/>
+                              </w:rPr>
+                              <w:t>path: /health</w:t>
+                            </w:r>
+                          </w:p>
+                          <w:p>
+                            <w:pPr>
+                              <w:spacing w:after="0"/>
+                              <w:rPr>
+                                <w:rFonts w:asciiTheme="majorBidi" w:hAnsiTheme="majorBidi" w:cstheme="majorBidi"/>
+                                <w:b/>
+                                <w:bCs/>
+                                <w:i/>
+                                <w:iCs/>
+                                <w:sz w:val="28"/>
+                                <w:szCs w:val="28"/>
+                              </w:rPr>
+                            </w:pPr>
+                            <w:r>
+                              <w:rPr>
+                                <w:rFonts w:asciiTheme="majorBidi" w:hAnsiTheme="majorBidi" w:cstheme="majorBidi"/>
+                                <w:b/>
+                                <w:bCs/>
+                                <w:i/>
+                                <w:iCs/>
+                                <w:sz w:val="28"/>
+                                <w:szCs w:val="28"/>
+                              </w:rPr>
+                              <w:t xml:space="preserve">                    </w:t>
+                            </w:r>
+                            <w:r>
+                              <w:rPr>
+                                <w:rFonts w:asciiTheme="majorBidi" w:hAnsiTheme="majorBidi" w:cstheme="majorBidi"/>
+                                <w:b/>
+                                <w:bCs/>
+                                <w:i/>
+                                <w:iCs/>
+                                <w:sz w:val="28"/>
+                                <w:szCs w:val="28"/>
+                              </w:rPr>
+                              <w:t>port: 8080</w:t>
+                            </w:r>
+                          </w:p>
+                          <w:p>
+                            <w:pPr>
+                              <w:spacing w:after="0"/>
+                              <w:rPr>
+                                <w:rFonts w:asciiTheme="majorBidi" w:hAnsiTheme="majorBidi" w:cstheme="majorBidi"/>
+                                <w:b/>
+                                <w:bCs/>
+                                <w:i/>
+                                <w:iCs/>
+                                <w:sz w:val="28"/>
+                                <w:szCs w:val="28"/>
+                              </w:rPr>
+                            </w:pPr>
+                            <w:r>
+                              <w:rPr>
+                                <w:rFonts w:asciiTheme="majorBidi" w:hAnsiTheme="majorBidi" w:cstheme="majorBidi"/>
+                                <w:b/>
+                                <w:bCs/>
+                                <w:i/>
+                                <w:iCs/>
+                                <w:sz w:val="28"/>
+                                <w:szCs w:val="28"/>
+                              </w:rPr>
+                              <w:t xml:space="preserve">               </w:t>
+                            </w:r>
+                            <w:proofErr w:type="spellStart"/>
+                            <w:r>
+                              <w:rPr>
+                                <w:rFonts w:asciiTheme="majorBidi" w:hAnsiTheme="majorBidi" w:cstheme="majorBidi"/>
+                                <w:b/>
+                                <w:bCs/>
+                                <w:i/>
+                                <w:iCs/>
+                                <w:sz w:val="28"/>
+                                <w:szCs w:val="28"/>
+                              </w:rPr>
+                              <w:t>initialDelaySeconds</w:t>
+                            </w:r>
+                            <w:proofErr w:type="spellEnd"/>
+                            <w:r>
+                              <w:rPr>
+                                <w:rFonts w:asciiTheme="majorBidi" w:hAnsiTheme="majorBidi" w:cstheme="majorBidi"/>
+                                <w:b/>
+                                <w:bCs/>
+                                <w:i/>
+                                <w:iCs/>
+                                <w:sz w:val="28"/>
+                                <w:szCs w:val="28"/>
+                              </w:rPr>
+                              <w:t>: 10</w:t>
+                            </w:r>
+                          </w:p>
+                          <w:p>
+                            <w:pPr>
+                              <w:spacing w:after="0"/>
+                              <w:rPr>
+                                <w:rFonts w:asciiTheme="majorBidi" w:hAnsiTheme="majorBidi" w:cstheme="majorBidi"/>
+                                <w:b/>
+                                <w:bCs/>
+                                <w:i/>
+                                <w:iCs/>
+                                <w:sz w:val="28"/>
+                                <w:szCs w:val="28"/>
+                              </w:rPr>
+                            </w:pPr>
+                            <w:r>
+                              <w:rPr>
+                                <w:rFonts w:asciiTheme="majorBidi" w:hAnsiTheme="majorBidi" w:cstheme="majorBidi"/>
+                                <w:b/>
+                                <w:bCs/>
+                                <w:i/>
+                                <w:iCs/>
+                                <w:sz w:val="28"/>
+                                <w:szCs w:val="28"/>
+                              </w:rPr>
+                              <w:t xml:space="preserve">               </w:t>
+                            </w:r>
+                            <w:proofErr w:type="spellStart"/>
+                            <w:r>
+                              <w:rPr>
+                                <w:rFonts w:asciiTheme="majorBidi" w:hAnsiTheme="majorBidi" w:cstheme="majorBidi"/>
+                                <w:b/>
+                                <w:bCs/>
+                                <w:i/>
+                                <w:iCs/>
+                                <w:sz w:val="28"/>
+                                <w:szCs w:val="28"/>
+                              </w:rPr>
+                              <w:t>periodSeconds</w:t>
+                            </w:r>
+                            <w:proofErr w:type="spellEnd"/>
+                            <w:r>
+                              <w:rPr>
+                                <w:rFonts w:asciiTheme="majorBidi" w:hAnsiTheme="majorBidi" w:cstheme="majorBidi"/>
+                                <w:b/>
+                                <w:bCs/>
+                                <w:i/>
+                                <w:iCs/>
+                                <w:sz w:val="28"/>
+                                <w:szCs w:val="28"/>
+                              </w:rPr>
+                              <w:t>: 5</w:t>
+                            </w:r>
+                          </w:p>
+                          <w:p>
+                            <w:pPr>
+                              <w:spacing w:after="0"/>
+                              <w:jc w:val="center"/>
+                              <w:rPr>
+                                <w:b/>
+                                <w:bCs/>
+                                <w:i/>
+                                <w:iCs/>
+                              </w:rPr>
+                            </w:pPr>
+                          </w:p>
+                        </w:txbxContent>
+                      </wps:txbx>
+                      <wps:bodyPr rot="0" spcFirstLastPara="0" vertOverflow="overflow" horzOverflow="overflow" vert="horz" wrap="square" lIns="91440" tIns="45720" rIns="91440" bIns="45720" numCol="1" spcCol="0" rtlCol="0" fromWordArt="0" anchor="ctr" anchorCtr="0" forceAA="0" compatLnSpc="1">
+                        <a:prstTxWarp prst="textNoShape">
+                          <a:avLst/>
+                        </a:prstTxWarp>
+                        <a:noAutofit/>
+                      </wps:bodyPr>
+                    </wps:wsp>
+                  </a:graphicData>
+                </a:graphic>
+                <wp14:sizeRelH relativeFrom="margin">
+                  <wp14:pctWidth>0</wp14:pctWidth>
+                </wp14:sizeRelH>
+                <wp14:sizeRelV relativeFrom="margin">
+                  <wp14:pctHeight>0</wp14:pctHeight>
+                </wp14:sizeRelV>
+              </wp:anchor>
+            </w:drawing>
+          </mc:Choice>
+          <mc:Fallback>
+            <w:pict>
+              <v:rect w14:anchorId="20164568" id="Rectangle 18" o:spid="_x0000_s1032" style="position:absolute;left:0;text-align:left;margin-left:0;margin-top:23.15pt;width:206.4pt;height:194.4pt;z-index:251667456;visibility:visible;mso-wrap-style:square;mso-width-percent:0;mso-height-percent:0;mso-wrap-distance-left:9pt;mso-wrap-distance-top:0;mso-wrap-distance-right:9pt;mso-wrap-distance-bottom:0;mso-position-horizontal:left;mso-position-horizontal-relative:margin;mso-position-vertical:absolute;mso-position-vertical-relative:text;mso-width-percent:0;mso-height-percent:0;mso-width-relative:margin;mso-height-relative:margin;v-text-anchor:middle" o:gfxdata="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" fillcolor="black [3200]" strokecolor="black [480]" strokeweight="1pt">
+                <v:textbox>
+                  <w:txbxContent>
+                    <w:p>
+                      <w:pPr>
+                        <w:spacing w:after="0"/>
+                        <w:rPr>
+                          <w:rFonts w:asciiTheme="majorBidi" w:hAnsiTheme="majorBidi" w:cstheme="majorBidi"/>
+                          <w:b/>
+                          <w:bCs/>
+                          <w:i/>
+                          <w:iCs/>
+                          <w:sz w:val="28"/>
+                          <w:szCs w:val="28"/>
+                        </w:rPr>
+                      </w:pPr>
+                      <w:r>
+                        <w:rPr>
+                          <w:rFonts w:asciiTheme="majorBidi" w:hAnsiTheme="majorBidi" w:cstheme="majorBidi"/>
+                          <w:b/>
+                          <w:bCs/>
+                          <w:i/>
+                          <w:iCs/>
+                          <w:sz w:val="28"/>
+                          <w:szCs w:val="28"/>
+                        </w:rPr>
+                        <w:t>spec:</w:t>
+                      </w:r>
+                    </w:p>
+                    <w:p>
+                      <w:pPr>
+                        <w:spacing w:after="0"/>
+                        <w:rPr>
+                          <w:rFonts w:asciiTheme="majorBidi" w:hAnsiTheme="majorBidi" w:cstheme="majorBidi"/>
+                          <w:b/>
+                          <w:bCs/>
+                          <w:i/>
+                          <w:iCs/>
+                          <w:sz w:val="28"/>
+                          <w:szCs w:val="28"/>
+                        </w:rPr>
+                      </w:pPr>
+                      <w:r>
+                        <w:rPr>
+                          <w:rFonts w:asciiTheme="majorBidi" w:hAnsiTheme="majorBidi" w:cstheme="majorBidi"/>
+                          <w:b/>
+                          <w:bCs/>
+                          <w:i/>
+                          <w:iCs/>
+                          <w:sz w:val="28"/>
+                          <w:szCs w:val="28"/>
+                        </w:rPr>
+                        <w:t xml:space="preserve">     </w:t>
+                      </w:r>
+                      <w:r>
+                        <w:rPr>
+                          <w:rFonts w:asciiTheme="majorBidi" w:hAnsiTheme="majorBidi" w:cstheme="majorBidi"/>
+                          <w:b/>
+                          <w:bCs/>
+                          <w:i/>
+                          <w:iCs/>
+                          <w:sz w:val="28"/>
+                          <w:szCs w:val="28"/>
+                        </w:rPr>
+                        <w:t>containers:</w:t>
+                      </w:r>
+                    </w:p>
+                    <w:p>
+                      <w:pPr>
+                        <w:spacing w:after="0"/>
+                        <w:rPr>
+                          <w:rFonts w:asciiTheme="majorBidi" w:hAnsiTheme="majorBidi" w:cstheme="majorBidi"/>
+                          <w:b/>
+                          <w:bCs/>
+                          <w:i/>
+                          <w:iCs/>
+                          <w:sz w:val="28"/>
+                          <w:szCs w:val="28"/>
+                        </w:rPr>
+                      </w:pPr>
+                      <w:r>
+                        <w:rPr>
+                          <w:rFonts w:asciiTheme="majorBidi" w:hAnsiTheme="majorBidi" w:cstheme="majorBidi"/>
+                          <w:b/>
+                          <w:bCs/>
+                          <w:i/>
+                          <w:iCs/>
+                          <w:sz w:val="28"/>
+                          <w:szCs w:val="28"/>
+                        </w:rPr>
+                        <w:t xml:space="preserve">        </w:t>
+                      </w:r>
+                      <w:r>
+                        <w:rPr>
+                          <w:rFonts w:asciiTheme="majorBidi" w:hAnsiTheme="majorBidi" w:cstheme="majorBidi"/>
+                          <w:b/>
+                          <w:bCs/>
+                          <w:i/>
+                          <w:iCs/>
+                          <w:sz w:val="28"/>
+                          <w:szCs w:val="28"/>
+                        </w:rPr>
+                        <w:t>- name: node-agent</w:t>
+                      </w:r>
+                    </w:p>
+                    <w:p>
+                      <w:pPr>
+                        <w:spacing w:after="0"/>
+                        <w:rPr>
+                          <w:rFonts w:asciiTheme="majorBidi" w:hAnsiTheme="majorBidi" w:cstheme="majorBidi"/>
+                          <w:b/>
+                          <w:bCs/>
+                          <w:i/>
+                          <w:iCs/>
+                          <w:sz w:val="28"/>
+                          <w:szCs w:val="28"/>
+                        </w:rPr>
+                      </w:pPr>
+                      <w:r>
+                        <w:rPr>
+                          <w:rFonts w:asciiTheme="majorBidi" w:hAnsiTheme="majorBidi" w:cstheme="majorBidi"/>
+                          <w:b/>
+                          <w:bCs/>
+                          <w:i/>
+                          <w:iCs/>
+                          <w:sz w:val="28"/>
+                          <w:szCs w:val="28"/>
+                        </w:rPr>
+                        <w:t xml:space="preserve">          </w:t>
+                      </w:r>
+                      <w:r>
+                        <w:rPr>
+                          <w:rFonts w:asciiTheme="majorBidi" w:hAnsiTheme="majorBidi" w:cstheme="majorBidi"/>
+                          <w:b/>
+                          <w:bCs/>
+                          <w:i/>
+                          <w:iCs/>
+                          <w:sz w:val="28"/>
+                          <w:szCs w:val="28"/>
+                        </w:rPr>
+                        <w:t>image: my-</w:t>
+                      </w:r>
+                      <w:proofErr w:type="gramStart"/>
+                      <w:r>
+                        <w:rPr>
+                          <w:rFonts w:asciiTheme="majorBidi" w:hAnsiTheme="majorBidi" w:cstheme="majorBidi"/>
+                          <w:b/>
+                          <w:bCs/>
+                          <w:i/>
+                          <w:iCs/>
+                          <w:sz w:val="28"/>
+                          <w:szCs w:val="28"/>
+                        </w:rPr>
+                        <w:t>agent:v</w:t>
+                      </w:r>
+                      <w:proofErr w:type="gramEnd"/>
+                      <w:r>
+                        <w:rPr>
+                          <w:rFonts w:asciiTheme="majorBidi" w:hAnsiTheme="majorBidi" w:cstheme="majorBidi"/>
+                          <w:b/>
+                          <w:bCs/>
+                          <w:i/>
+                          <w:iCs/>
+                          <w:sz w:val="28"/>
+                          <w:szCs w:val="28"/>
+                        </w:rPr>
+                        <w:t>1</w:t>
+                      </w:r>
+                    </w:p>
+                    <w:p>
+                      <w:pPr>
+                        <w:spacing w:after="0"/>
+                        <w:rPr>
+                          <w:rFonts w:asciiTheme="majorBidi" w:hAnsiTheme="majorBidi" w:cstheme="majorBidi"/>
+                          <w:b/>
+                          <w:bCs/>
+                          <w:i/>
+                          <w:iCs/>
+                          <w:sz w:val="28"/>
+                          <w:szCs w:val="28"/>
+                        </w:rPr>
+                      </w:pPr>
+                      <w:r>
+                        <w:rPr>
+                          <w:rFonts w:asciiTheme="majorBidi" w:hAnsiTheme="majorBidi" w:cstheme="majorBidi"/>
+                          <w:b/>
+                          <w:bCs/>
+                          <w:i/>
+                          <w:iCs/>
+                          <w:sz w:val="28"/>
+                          <w:szCs w:val="28"/>
+                        </w:rPr>
+                        <w:t xml:space="preserve">          </w:t>
+                      </w:r>
+                      <w:proofErr w:type="spellStart"/>
+                      <w:r>
+                        <w:rPr>
+                          <w:rFonts w:asciiTheme="majorBidi" w:hAnsiTheme="majorBidi" w:cstheme="majorBidi"/>
+                          <w:b/>
+                          <w:bCs/>
+                          <w:i/>
+                          <w:iCs/>
+                          <w:sz w:val="28"/>
+                          <w:szCs w:val="28"/>
+                        </w:rPr>
+                        <w:t>livenessProbe</w:t>
+                      </w:r>
+                      <w:proofErr w:type="spellEnd"/>
+                      <w:r>
+                        <w:rPr>
+                          <w:rFonts w:asciiTheme="majorBidi" w:hAnsiTheme="majorBidi" w:cstheme="majorBidi"/>
+                          <w:b/>
+                          <w:bCs/>
+                          <w:i/>
+                          <w:iCs/>
+                          <w:sz w:val="28"/>
+                          <w:szCs w:val="28"/>
+                        </w:rPr>
+                        <w:t>:</w:t>
+                      </w:r>
+                    </w:p>
+                    <w:p>
+                      <w:pPr>
+                        <w:spacing w:after="0"/>
+                        <w:rPr>
+                          <w:rFonts w:asciiTheme="majorBidi" w:hAnsiTheme="majorBidi" w:cstheme="majorBidi"/>
+                          <w:b/>
+                          <w:bCs/>
+                          <w:i/>
+                          <w:iCs/>
+                          <w:sz w:val="28"/>
+                          <w:szCs w:val="28"/>
+                        </w:rPr>
+                      </w:pPr>
+                      <w:r>
+                        <w:rPr>
+                          <w:rFonts w:asciiTheme="majorBidi" w:hAnsiTheme="majorBidi" w:cstheme="majorBidi"/>
+                          <w:b/>
+                          <w:bCs/>
+                          <w:i/>
+                          <w:iCs/>
+                          <w:sz w:val="28"/>
+                          <w:szCs w:val="28"/>
+                        </w:rPr>
+                        <w:t xml:space="preserve">               </w:t>
+                      </w:r>
+                      <w:proofErr w:type="spellStart"/>
+                      <w:r>
+                        <w:rPr>
+                          <w:rFonts w:asciiTheme="majorBidi" w:hAnsiTheme="majorBidi" w:cstheme="majorBidi"/>
+                          <w:b/>
+                          <w:bCs/>
+                          <w:i/>
+                          <w:iCs/>
+                          <w:sz w:val="28"/>
+                          <w:szCs w:val="28"/>
+                        </w:rPr>
+                        <w:t>httpGet</w:t>
+                      </w:r>
+                      <w:proofErr w:type="spellEnd"/>
+                      <w:r>
+                        <w:rPr>
+                          <w:rFonts w:asciiTheme="majorBidi" w:hAnsiTheme="majorBidi" w:cstheme="majorBidi"/>
+                          <w:b/>
+                          <w:bCs/>
+                          <w:i/>
+                          <w:iCs/>
+                          <w:sz w:val="28"/>
+                          <w:szCs w:val="28"/>
+                        </w:rPr>
+                        <w:t>:</w:t>
+                      </w:r>
+                    </w:p>
+                    <w:p>
+                      <w:pPr>
+                        <w:spacing w:after="0"/>
+                        <w:rPr>
+                          <w:rFonts w:asciiTheme="majorBidi" w:hAnsiTheme="majorBidi" w:cstheme="majorBidi"/>
+                          <w:b/>
+                          <w:bCs/>
+                          <w:i/>
+                          <w:iCs/>
+                          <w:sz w:val="28"/>
+                          <w:szCs w:val="28"/>
+                        </w:rPr>
+                      </w:pPr>
+                      <w:r>
+                        <w:rPr>
+                          <w:rFonts w:asciiTheme="majorBidi" w:hAnsiTheme="majorBidi" w:cstheme="majorBidi"/>
+                          <w:b/>
+                          <w:bCs/>
+                          <w:i/>
+                          <w:iCs/>
+                          <w:sz w:val="28"/>
+                          <w:szCs w:val="28"/>
+                        </w:rPr>
+                        <w:t xml:space="preserve">                    </w:t>
+                      </w:r>
+                      <w:r>
+                        <w:rPr>
+                          <w:rFonts w:asciiTheme="majorBidi" w:hAnsiTheme="majorBidi" w:cstheme="majorBidi"/>
+                          <w:b/>
+                          <w:bCs/>
+                          <w:i/>
+                          <w:iCs/>
+                          <w:sz w:val="28"/>
+                          <w:szCs w:val="28"/>
+                        </w:rPr>
+                        <w:t>path: /health</w:t>
+                      </w:r>
+                    </w:p>
+                    <w:p>
+                      <w:pPr>
+                        <w:spacing w:after="0"/>
+                        <w:rPr>
+                          <w:rFonts w:asciiTheme="majorBidi" w:hAnsiTheme="majorBidi" w:cstheme="majorBidi"/>
+                          <w:b/>
+                          <w:bCs/>
+                          <w:i/>
+                          <w:iCs/>
+                          <w:sz w:val="28"/>
+                          <w:szCs w:val="28"/>
+                        </w:rPr>
+                      </w:pPr>
+                      <w:r>
+                        <w:rPr>
+                          <w:rFonts w:asciiTheme="majorBidi" w:hAnsiTheme="majorBidi" w:cstheme="majorBidi"/>
+                          <w:b/>
+                          <w:bCs/>
+                          <w:i/>
+                          <w:iCs/>
+                          <w:sz w:val="28"/>
+                          <w:szCs w:val="28"/>
+                        </w:rPr>
+                        <w:t xml:space="preserve">                    </w:t>
+                      </w:r>
+                      <w:r>
+                        <w:rPr>
+                          <w:rFonts w:asciiTheme="majorBidi" w:hAnsiTheme="majorBidi" w:cstheme="majorBidi"/>
+                          <w:b/>
+                          <w:bCs/>
+                          <w:i/>
+                          <w:iCs/>
+                          <w:sz w:val="28"/>
+                          <w:szCs w:val="28"/>
+                        </w:rPr>
+                        <w:t>port: 8080</w:t>
+                      </w:r>
+                    </w:p>
+                    <w:p>
+                      <w:pPr>
+                        <w:spacing w:after="0"/>
+                        <w:rPr>
+                          <w:rFonts w:asciiTheme="majorBidi" w:hAnsiTheme="majorBidi" w:cstheme="majorBidi"/>
+                          <w:b/>
+                          <w:bCs/>
+                          <w:i/>
+                          <w:iCs/>
+                          <w:sz w:val="28"/>
+                          <w:szCs w:val="28"/>
+                        </w:rPr>
+                      </w:pPr>
+                      <w:r>
+                        <w:rPr>
+                          <w:rFonts w:asciiTheme="majorBidi" w:hAnsiTheme="majorBidi" w:cstheme="majorBidi"/>
+                          <w:b/>
+                          <w:bCs/>
+                          <w:i/>
+                          <w:iCs/>
+                          <w:sz w:val="28"/>
+                          <w:szCs w:val="28"/>
+                        </w:rPr>
+                        <w:t xml:space="preserve">               </w:t>
+                      </w:r>
+                      <w:proofErr w:type="spellStart"/>
+                      <w:r>
+                        <w:rPr>
+                          <w:rFonts w:asciiTheme="majorBidi" w:hAnsiTheme="majorBidi" w:cstheme="majorBidi"/>
+                          <w:b/>
+                          <w:bCs/>
+                          <w:i/>
+                          <w:iCs/>
+                          <w:sz w:val="28"/>
+                          <w:szCs w:val="28"/>
+                        </w:rPr>
+                        <w:t>initialDelaySeconds</w:t>
+                      </w:r>
+                      <w:proofErr w:type="spellEnd"/>
+                      <w:r>
+                        <w:rPr>
+                          <w:rFonts w:asciiTheme="majorBidi" w:hAnsiTheme="majorBidi" w:cstheme="majorBidi"/>
+                          <w:b/>
+                          <w:bCs/>
+                          <w:i/>
+                          <w:iCs/>
+                          <w:sz w:val="28"/>
+                          <w:szCs w:val="28"/>
+                        </w:rPr>
+                        <w:t>: 10</w:t>
+                      </w:r>
+                    </w:p>
+                    <w:p>
+                      <w:pPr>
+                        <w:spacing w:after="0"/>
+                        <w:rPr>
+                          <w:rFonts w:asciiTheme="majorBidi" w:hAnsiTheme="majorBidi" w:cstheme="majorBidi"/>
+                          <w:b/>
+                          <w:bCs/>
+                          <w:i/>
+                          <w:iCs/>
+                          <w:sz w:val="28"/>
+                          <w:szCs w:val="28"/>
+                        </w:rPr>
+                      </w:pPr>
+                      <w:r>
+                        <w:rPr>
+                          <w:rFonts w:asciiTheme="majorBidi" w:hAnsiTheme="majorBidi" w:cstheme="majorBidi"/>
+                          <w:b/>
+                          <w:bCs/>
+                          <w:i/>
+                          <w:iCs/>
+                          <w:sz w:val="28"/>
+                          <w:szCs w:val="28"/>
+                        </w:rPr>
+                        <w:t xml:space="preserve">               </w:t>
+                      </w:r>
+                      <w:proofErr w:type="spellStart"/>
+                      <w:r>
+                        <w:rPr>
+                          <w:rFonts w:asciiTheme="majorBidi" w:hAnsiTheme="majorBidi" w:cstheme="majorBidi"/>
+                          <w:b/>
+                          <w:bCs/>
+                          <w:i/>
+                          <w:iCs/>
+                          <w:sz w:val="28"/>
+                          <w:szCs w:val="28"/>
+                        </w:rPr>
+                        <w:t>periodSeconds</w:t>
+                      </w:r>
+                      <w:proofErr w:type="spellEnd"/>
+                      <w:r>
+                        <w:rPr>
+                          <w:rFonts w:asciiTheme="majorBidi" w:hAnsiTheme="majorBidi" w:cstheme="majorBidi"/>
+                          <w:b/>
+                          <w:bCs/>
+                          <w:i/>
+                          <w:iCs/>
+                          <w:sz w:val="28"/>
+                          <w:szCs w:val="28"/>
+                        </w:rPr>
+                        <w:t>: 5</w:t>
+                      </w:r>
+                    </w:p>
+                    <w:p>
+                      <w:pPr>
+                        <w:spacing w:after="0"/>
+                        <w:jc w:val="center"/>
+                        <w:rPr>
+                          <w:b/>
+                          <w:bCs/>
+                          <w:i/>
+                          <w:iCs/>
+                        </w:rPr>
+                      </w:pPr>
+                    </w:p>
+                  </w:txbxContent>
+                </v:textbox>
+                <w10:wrap anchorx="margin"/>
+              </v:rect>
+            </w:pict>
+          </mc:Fallback>
+        </mc:AlternateContent>
+      </w:r>
+      <w:r>
+        <w:rPr>
+          <w:rFonts w:asciiTheme="majorBidi" w:hAnsiTheme="majorBidi" w:cstheme="majorBidi"/>
+          <w:sz w:val="28"/>
+          <w:szCs w:val="28"/>
+          <w:u w:val="single"/>
+        </w:rPr>
+        <w:t>Example:</w:t>
+      </w:r>
+    </w:p>
+    <w:p>
+      <w:pPr>
+        <w:jc w:val="both"/>
+        <w:rPr>
+          <w:rFonts w:asciiTheme="majorBidi" w:hAnsiTheme="majorBidi" w:cstheme="majorBidi"/>
+          <w:sz w:val="28"/>
+          <w:szCs w:val="28"/>
+        </w:rPr>
+      </w:pPr>
+    </w:p>
+    <w:p>
+      <w:pPr>
+        <w:jc w:val="both"/>
+        <w:rPr>
+          <w:rFonts w:asciiTheme="majorBidi" w:hAnsiTheme="majorBidi" w:cstheme="majorBidi"/>
+          <w:sz w:val="28"/>
+          <w:szCs w:val="28"/>
+        </w:rPr>
+      </w:pPr>
+    </w:p>
+    <w:p>
+      <w:pPr>
+        <w:jc w:val="both"/>
+        <w:rPr>
+          <w:rFonts w:asciiTheme="majorBidi" w:hAnsiTheme="majorBidi" w:cstheme="majorBidi"/>
+          <w:sz w:val="28"/>
+          <w:szCs w:val="28"/>
+        </w:rPr>
+      </w:pPr>
+    </w:p>
+    <w:p>
+      <w:pPr>
+        <w:jc w:val="both"/>
+        <w:rPr>
+          <w:rFonts w:asciiTheme="majorBidi" w:hAnsiTheme="majorBidi" w:cstheme="majorBidi"/>
+          <w:sz w:val="28"/>
+          <w:szCs w:val="28"/>
+        </w:rPr>
+      </w:pPr>
+    </w:p>
+    <w:p>
+      <w:pPr>
+        <w:jc w:val="both"/>
+        <w:rPr>
+          <w:rFonts w:asciiTheme="majorBidi" w:hAnsiTheme="majorBidi" w:cstheme="majorBidi"/>
+          <w:sz w:val="28"/>
+          <w:szCs w:val="28"/>
+        </w:rPr>
+      </w:pPr>
+    </w:p>
+    <w:p>
+      <w:pPr>
+        <w:jc w:val="both"/>
+        <w:rPr>
+          <w:rFonts w:asciiTheme="majorBidi" w:hAnsiTheme="majorBidi" w:cstheme="majorBidi"/>
+          <w:sz w:val="28"/>
+          <w:szCs w:val="28"/>
+        </w:rPr>
+      </w:pPr>
+    </w:p>
+    <w:p>
+      <w:pPr>
+        <w:jc w:val="both"/>
+        <w:rPr>
+          <w:rFonts w:asciiTheme="majorBidi" w:hAnsiTheme="majorBidi" w:cstheme="majorBidi"/>
+          <w:sz w:val="28"/>
+          <w:szCs w:val="28"/>
+        </w:rPr>
+      </w:pPr>
+    </w:p>
+    <w:p>
+      <w:pPr>
+        <w:jc w:val="both"/>
+        <w:rPr>
+          <w:rFonts w:asciiTheme="majorBidi" w:hAnsiTheme="majorBidi" w:cstheme="majorBidi"/>
+          <w:sz w:val="4"/>
+          <w:szCs w:val="4"/>
+        </w:rPr>
+      </w:pPr>
+    </w:p>
+    <w:p>
+      <w:pPr>
+        <w:jc w:val="both"/>
+        <w:rPr>
+          <w:rFonts w:asciiTheme="majorBidi" w:hAnsiTheme="majorBidi" w:cstheme="majorBidi"/>
+          <w:b/>
+          <w:bCs/>
+          <w:sz w:val="28"/>
+          <w:szCs w:val="28"/>
+        </w:rPr>
+      </w:pPr>
+      <w:r>
+        <w:rPr>
+          <w:rFonts w:asciiTheme="majorBidi" w:hAnsiTheme="majorBidi" w:cstheme="majorBidi"/>
+          <w:b/>
+          <w:bCs/>
+          <w:sz w:val="28"/>
+          <w:szCs w:val="28"/>
+        </w:rPr>
+        <w:t>Behavior is identical:</w:t>
+      </w:r>
+    </w:p>
+    <w:p>
+      <w:pPr>
+        <w:pStyle w:val="ListParagraph"/>
+        <w:numPr>
+          <w:ilvl w:val="0"/>
+          <w:numId w:val="25"/>
+        </w:numPr>
+        <w:spacing w:after="60"/>
+        <w:ind w:left="360"/>
+        <w:jc w:val="both"/>
+        <w:rPr>
+          <w:rFonts w:asciiTheme="majorBidi" w:hAnsiTheme="majorBidi" w:cstheme="majorBidi"/>
+          <w:b/>
+          <w:bCs/>
+          <w:sz w:val="28"/>
+          <w:szCs w:val="28"/>
+        </w:rPr>
+      </w:pPr>
+      <w:r>
+        <w:rPr>
+          <w:rFonts w:asciiTheme="majorBidi" w:hAnsiTheme="majorBidi" w:cstheme="majorBidi"/>
+          <w:b/>
+          <w:bCs/>
+          <w:sz w:val="28"/>
+          <w:szCs w:val="28"/>
+        </w:rPr>
+        <w:t>Liveness Probe</w:t>
+      </w:r>
+    </w:p>
+    <w:p>
+      <w:pPr>
+        <w:spacing w:after="60"/>
+        <w:ind w:left="360"/>
+        <w:jc w:val="both"/>
+        <w:rPr>
+          <w:rFonts w:asciiTheme="majorBidi" w:hAnsiTheme="majorBidi" w:cstheme="majorBidi"/>
+          <w:sz w:val="28"/>
+          <w:szCs w:val="28"/>
+        </w:rPr>
+      </w:pPr>
+      <w:r>
+        <w:rPr>
+          <w:rFonts w:asciiTheme="majorBidi" w:hAnsiTheme="majorBidi" w:cstheme="majorBidi"/>
+          <w:sz w:val="28"/>
+          <w:szCs w:val="28"/>
+        </w:rPr>
+        <w:t>Checks if the container is alive.</w:t>
+      </w:r>
+      <w:r>
+        <w:rPr>
+          <w:rFonts w:asciiTheme="majorBidi" w:hAnsiTheme="majorBidi" w:cstheme="majorBidi"/>
+          <w:sz w:val="28"/>
+          <w:szCs w:val="28"/>
+        </w:rPr>
+        <w:t xml:space="preserve"> </w:t>
+      </w:r>
+      <w:r>
+        <w:rPr>
+          <w:rFonts w:asciiTheme="majorBidi" w:hAnsiTheme="majorBidi" w:cstheme="majorBidi"/>
+          <w:sz w:val="28"/>
+          <w:szCs w:val="28"/>
+        </w:rPr>
+        <w:t>If it fails:</w:t>
+      </w:r>
+    </w:p>
+    <w:p>
+      <w:pPr>
+        <w:ind w:left="360"/>
+        <w:jc w:val="both"/>
+        <w:rPr>
+          <w:rFonts w:asciiTheme="majorBidi" w:hAnsiTheme="majorBidi" w:cstheme="majorBidi"/>
+          <w:sz w:val="28"/>
+          <w:szCs w:val="28"/>
+        </w:rPr>
+      </w:pPr>
+      <w:proofErr w:type="spellStart"/>
+      <w:r>
+        <w:rPr>
+          <w:rFonts w:asciiTheme="majorBidi" w:hAnsiTheme="majorBidi" w:cstheme="majorBidi"/>
+          <w:sz w:val="28"/>
+          <w:szCs w:val="28"/>
+        </w:rPr>
+        <w:t>kubelet</w:t>
+      </w:r>
+      <w:proofErr w:type="spellEnd"/>
+      <w:r>
+        <w:rPr>
+          <w:rFonts w:asciiTheme="majorBidi" w:hAnsiTheme="majorBidi" w:cstheme="majorBidi"/>
+          <w:sz w:val="28"/>
+          <w:szCs w:val="28"/>
+        </w:rPr>
+        <w:t xml:space="preserve"> → restarts the container</w:t>
+      </w:r>
+    </w:p>
+    <w:p>
+      <w:pPr>
+        <w:pStyle w:val="ListParagraph"/>
+        <w:numPr>
+          <w:ilvl w:val="0"/>
+          <w:numId w:val="25"/>
+        </w:numPr>
+        <w:spacing w:after="60"/>
+        <w:ind w:left="360"/>
+        <w:jc w:val="both"/>
+        <w:rPr>
+          <w:rFonts w:asciiTheme="majorBidi" w:hAnsiTheme="majorBidi" w:cstheme="majorBidi"/>
+          <w:b/>
+          <w:bCs/>
+          <w:sz w:val="28"/>
+          <w:szCs w:val="28"/>
+        </w:rPr>
+      </w:pPr>
+      <w:r>
+        <w:rPr>
+          <w:rFonts w:asciiTheme="majorBidi" w:hAnsiTheme="majorBidi" w:cstheme="majorBidi"/>
+          <w:b/>
+          <w:bCs/>
+          <w:sz w:val="28"/>
+          <w:szCs w:val="28"/>
+        </w:rPr>
+        <w:t>Readiness Probe</w:t>
+      </w:r>
+    </w:p>
+    <w:p>
+      <w:pPr>
+        <w:spacing w:after="60"/>
+        <w:ind w:left="360"/>
+        <w:jc w:val="both"/>
+        <w:rPr>
+          <w:rFonts w:asciiTheme="majorBidi" w:hAnsiTheme="majorBidi" w:cstheme="majorBidi"/>
+          <w:sz w:val="28"/>
+          <w:szCs w:val="28"/>
+        </w:rPr>
+      </w:pPr>
+      <w:r>
+        <w:rPr>
+          <w:rFonts w:asciiTheme="majorBidi" w:hAnsiTheme="majorBidi" w:cstheme="majorBidi"/>
+          <w:sz w:val="28"/>
+          <w:szCs w:val="28"/>
+        </w:rPr>
+        <w:t>Checks if the container is ready to serve traffic.</w:t>
+      </w:r>
+      <w:r>
+        <w:rPr>
+          <w:rFonts w:asciiTheme="majorBidi" w:hAnsiTheme="majorBidi" w:cstheme="majorBidi"/>
+          <w:sz w:val="28"/>
+          <w:szCs w:val="28"/>
+        </w:rPr>
+        <w:t xml:space="preserve"> </w:t>
+      </w:r>
+      <w:r>
+        <w:rPr>
+          <w:rFonts w:asciiTheme="majorBidi" w:hAnsiTheme="majorBidi" w:cstheme="majorBidi"/>
+          <w:sz w:val="28"/>
+          <w:szCs w:val="28"/>
+        </w:rPr>
+        <w:t>If it fails:</w:t>
+      </w:r>
+    </w:p>
+    <w:p>
+      <w:pPr>
+        <w:ind w:left="360"/>
+        <w:jc w:val="both"/>
+        <w:rPr>
+          <w:rFonts w:asciiTheme="majorBidi" w:hAnsiTheme="majorBidi" w:cstheme="majorBidi"/>
+          <w:sz w:val="28"/>
+          <w:szCs w:val="28"/>
+        </w:rPr>
+      </w:pPr>
+      <w:r>
+        <w:rPr>
+          <w:rFonts w:asciiTheme="majorBidi" w:hAnsiTheme="majorBidi" w:cstheme="majorBidi"/>
+          <w:sz w:val="28"/>
+          <w:szCs w:val="28"/>
+        </w:rPr>
+        <w:t>Pod removed from Service endpoints</w:t>
+      </w:r>
+    </w:p>
+    <w:p>
+      <w:pPr>
+        <w:pStyle w:val="ListParagraph"/>
+        <w:numPr>
+          <w:ilvl w:val="0"/>
+          <w:numId w:val="25"/>
+        </w:numPr>
+        <w:spacing w:after="60"/>
+        <w:ind w:left="360"/>
+        <w:jc w:val="both"/>
+        <w:rPr>
+          <w:rFonts w:asciiTheme="majorBidi" w:hAnsiTheme="majorBidi" w:cstheme="majorBidi"/>
+          <w:b/>
+          <w:bCs/>
+          <w:sz w:val="28"/>
+          <w:szCs w:val="28"/>
+        </w:rPr>
+      </w:pPr>
+      <w:r>
+        <w:rPr>
+          <w:rFonts w:asciiTheme="majorBidi" w:hAnsiTheme="majorBidi" w:cstheme="majorBidi"/>
+          <w:b/>
+          <w:bCs/>
+          <w:sz w:val="28"/>
+          <w:szCs w:val="28"/>
+        </w:rPr>
+        <w:t>Startup Probe</w:t>
+      </w:r>
+    </w:p>
+    <w:p>
+      <w:pPr>
+        <w:spacing w:after="60"/>
+        <w:ind w:left="360"/>
+        <w:jc w:val="both"/>
+        <w:rPr>
+          <w:rFonts w:asciiTheme="majorBidi" w:hAnsiTheme="majorBidi" w:cstheme="majorBidi"/>
+          <w:sz w:val="28"/>
+          <w:szCs w:val="28"/>
+        </w:rPr>
+      </w:pPr>
+      <w:r>
+        <w:rPr>
+          <w:rFonts w:asciiTheme="majorBidi" w:hAnsiTheme="majorBidi" w:cstheme="majorBidi"/>
+          <w:sz w:val="28"/>
+          <w:szCs w:val="28"/>
+        </w:rPr>
+        <w:t>Used for slow-starting containers.</w:t>
+      </w:r>
+      <w:r>
+        <w:rPr>
+          <w:rFonts w:asciiTheme="majorBidi" w:hAnsiTheme="majorBidi" w:cstheme="majorBidi"/>
+          <w:sz w:val="28"/>
+          <w:szCs w:val="28"/>
+        </w:rPr>
+        <w:t xml:space="preserve"> </w:t>
+      </w:r>
+      <w:r>
+        <w:rPr>
+          <w:rFonts w:asciiTheme="majorBidi" w:hAnsiTheme="majorBidi" w:cstheme="majorBidi"/>
+          <w:sz w:val="28"/>
+          <w:szCs w:val="28"/>
+        </w:rPr>
+        <w:t>Until it succeeds:</w:t>
+      </w:r>
+    </w:p>
+    <w:p>
+      <w:pPr>
+        <w:ind w:left="360"/>
+        <w:jc w:val="both"/>
+        <w:rPr>
+          <w:rFonts w:asciiTheme="majorBidi" w:hAnsiTheme="majorBidi" w:cstheme="majorBidi"/>
+          <w:sz w:val="28"/>
+          <w:szCs w:val="28"/>
+        </w:rPr>
+      </w:pPr>
+      <w:r>
+        <w:rPr>
+          <w:rFonts w:asciiTheme="majorBidi" w:hAnsiTheme="majorBidi" w:cstheme="majorBidi"/>
+          <w:sz w:val="28"/>
+          <w:szCs w:val="28"/>
+        </w:rPr>
+        <w:t>liveness/readiness are disabled</w:t>
+      </w:r>
+    </w:p>
+    <w:p>
+      <w:pPr>
+        <w:jc w:val="both"/>
+        <w:rPr>
+          <w:rFonts w:asciiTheme="majorBidi" w:hAnsiTheme="majorBidi" w:cstheme="majorBidi"/>
+          <w:b/>
+          <w:bCs/>
+          <w:sz w:val="28"/>
+          <w:szCs w:val="28"/>
+        </w:rPr>
+      </w:pPr>
+      <w:r>
+        <w:rPr>
+          <w:rFonts w:asciiTheme="majorBidi" w:hAnsiTheme="majorBidi" w:cstheme="majorBidi"/>
+          <w:b/>
+          <w:bCs/>
+          <w:sz w:val="28"/>
+          <w:szCs w:val="28"/>
+        </w:rPr>
+        <w:t>Conclusion</w:t>
+      </w:r>
+    </w:p>
+    <w:p>
+      <w:pPr>
+        <w:jc w:val="both"/>
+        <w:rPr>
+          <w:rFonts w:asciiTheme="majorBidi" w:hAnsiTheme="majorBidi" w:cstheme="majorBidi"/>
+          <w:sz w:val="28"/>
+          <w:szCs w:val="28"/>
+        </w:rPr>
+      </w:pPr>
+      <w:r>
+        <w:rPr>
+          <w:rFonts w:asciiTheme="majorBidi" w:hAnsiTheme="majorBidi" w:cstheme="majorBidi"/>
+          <w:sz w:val="28"/>
+          <w:szCs w:val="28"/>
+        </w:rPr>
+        <w:t>For DaemonSet Pods, probes behave exactly the same as any other Pod.</w:t>
+      </w:r>
+      <w:r>
+        <w:rPr>
+          <w:rFonts w:asciiTheme="majorBidi" w:hAnsiTheme="majorBidi" w:cstheme="majorBidi"/>
+          <w:sz w:val="28"/>
+          <w:szCs w:val="28"/>
+        </w:rPr>
+        <w:t xml:space="preserve"> </w:t>
+      </w:r>
+      <w:r>
+        <w:rPr>
+          <w:rFonts w:asciiTheme="majorBidi" w:hAnsiTheme="majorBidi" w:cstheme="majorBidi"/>
+          <w:sz w:val="28"/>
+          <w:szCs w:val="28"/>
+        </w:rPr>
+        <w:t>There is no special DaemonSet behavior.</w:t>
+      </w:r>
+    </w:p>
+    <w:p>
+      <w:pPr>
+        <w:jc w:val="both"/>
+        <w:rPr>
+          <w:rFonts w:asciiTheme="majorBidi" w:hAnsiTheme="majorBidi" w:cstheme="majorBidi"/>
+          <w:sz w:val="28"/>
+          <w:szCs w:val="28"/>
+        </w:rPr>
+      </w:pPr>
+    </w:p>
+    <w:p>
+      <w:pPr>
+        <w:jc w:val="both"/>
+        <w:rPr>
+          <w:rFonts w:asciiTheme="majorBidi" w:hAnsiTheme="majorBidi" w:cstheme="majorBidi"/>
+          <w:sz w:val="28"/>
+          <w:szCs w:val="28"/>
+        </w:rPr>
+      </w:pPr>
+    </w:p>
+    <w:p>
+      <w:pPr>
+        <w:jc w:val="both"/>
+        <w:rPr>
+          <w:rFonts w:asciiTheme="majorBidi" w:hAnsiTheme="majorBidi" w:cstheme="majorBidi"/>
+          <w:b/>
+          <w:bCs/>
+          <w:sz w:val="36"/>
+          <w:szCs w:val="36"/>
+        </w:rPr>
+      </w:pPr>
+      <w:r>
+        <w:rPr>
+          <w:rFonts w:asciiTheme="majorBidi" w:hAnsiTheme="majorBidi" w:cstheme="majorBidi"/>
+          <w:b/>
+          <w:bCs/>
+          <w:sz w:val="36"/>
+          <w:szCs w:val="36"/>
+        </w:rPr>
+        <w:lastRenderedPageBreak/>
+        <w:t>Rollback</w:t>
+      </w:r>
+      <w:r>
+        <w:rPr>
+          <w:rFonts w:asciiTheme="majorBidi" w:hAnsiTheme="majorBidi" w:cstheme="majorBidi"/>
+          <w:b/>
+          <w:bCs/>
+          <w:sz w:val="36"/>
+          <w:szCs w:val="36"/>
+        </w:rPr>
+        <w:t>:</w:t>
+      </w:r>
+    </w:p>
+    <w:p>
+      <w:pPr>
+        <w:spacing w:after="120"/>
+        <w:jc w:val="both"/>
+        <w:rPr>
+          <w:rFonts w:asciiTheme="majorBidi" w:hAnsiTheme="majorBidi" w:cstheme="majorBidi"/>
+          <w:sz w:val="28"/>
+          <w:szCs w:val="28"/>
+        </w:rPr>
+      </w:pPr>
+      <w:r>
+        <w:rPr>
+          <w:rFonts w:asciiTheme="majorBidi" w:hAnsiTheme="majorBidi" w:cstheme="majorBidi"/>
+          <w:sz w:val="28"/>
+          <w:szCs w:val="28"/>
+        </w:rPr>
+        <w:t xml:space="preserve">Deployments have built‑in rollout history and rollback commands, but </w:t>
+      </w:r>
+      <w:proofErr w:type="spellStart"/>
+      <w:r>
+        <w:rPr>
+          <w:rFonts w:asciiTheme="majorBidi" w:hAnsiTheme="majorBidi" w:cstheme="majorBidi"/>
+          <w:sz w:val="28"/>
+          <w:szCs w:val="28"/>
+        </w:rPr>
+        <w:t>DaemonSets</w:t>
+      </w:r>
+      <w:proofErr w:type="spellEnd"/>
+      <w:r>
+        <w:rPr>
+          <w:rFonts w:asciiTheme="majorBidi" w:hAnsiTheme="majorBidi" w:cstheme="majorBidi"/>
+          <w:sz w:val="28"/>
+          <w:szCs w:val="28"/>
+        </w:rPr>
+        <w:t xml:space="preserve"> are more limited.</w:t>
+      </w:r>
+    </w:p>
+    <w:p>
+      <w:pPr>
+        <w:rPr>
+          <w:rFonts w:asciiTheme="majorBidi" w:hAnsiTheme="majorBidi" w:cstheme="majorBidi"/>
+          <w:b/>
+          <w:bCs/>
+          <w:sz w:val="32"/>
+          <w:szCs w:val="32"/>
+        </w:rPr>
+      </w:pPr>
+      <w:r>
+        <w:rPr>
+          <w:rFonts w:asciiTheme="majorBidi" w:hAnsiTheme="majorBidi" w:cstheme="majorBidi"/>
+          <w:b/>
+          <w:bCs/>
+          <w:sz w:val="32"/>
+          <w:szCs w:val="32"/>
+        </w:rPr>
+        <w:t>Deployment Rollback</w:t>
+      </w:r>
+    </w:p>
+    <w:p>
+      <w:pPr>
+        <w:rPr>
+          <w:rFonts w:asciiTheme="majorBidi" w:hAnsiTheme="majorBidi" w:cstheme="majorBidi"/>
+          <w:sz w:val="28"/>
+          <w:szCs w:val="28"/>
+        </w:rPr>
+      </w:pPr>
+      <w:r>
+        <w:rPr>
+          <w:rFonts w:asciiTheme="majorBidi" w:hAnsiTheme="majorBidi" w:cstheme="majorBidi"/>
+          <w:sz w:val="28"/>
+          <w:szCs w:val="28"/>
+        </w:rPr>
+        <w:t>Deployments support:</w:t>
+      </w:r>
+    </w:p>
+    <w:p>
+      <w:pPr>
+        <w:pStyle w:val="ListParagraph"/>
+        <w:numPr>
+          <w:ilvl w:val="0"/>
+          <w:numId w:val="25"/>
+        </w:numPr>
+        <w:ind w:left="360"/>
+        <w:rPr>
+          <w:rFonts w:asciiTheme="majorBidi" w:hAnsiTheme="majorBidi" w:cstheme="majorBidi"/>
+          <w:b/>
+          <w:bCs/>
+          <w:i/>
+          <w:iCs/>
+          <w:sz w:val="28"/>
+          <w:szCs w:val="28"/>
+        </w:rPr>
+      </w:pPr>
+      <w:proofErr w:type="spellStart"/>
+      <w:r>
+        <w:rPr>
+          <w:rFonts w:asciiTheme="majorBidi" w:hAnsiTheme="majorBidi" w:cstheme="majorBidi"/>
+          <w:b/>
+          <w:bCs/>
+          <w:i/>
+          <w:iCs/>
+          <w:sz w:val="28"/>
+          <w:szCs w:val="28"/>
+        </w:rPr>
+        <w:t>kubectl</w:t>
+      </w:r>
+      <w:proofErr w:type="spellEnd"/>
+      <w:r>
+        <w:rPr>
+          <w:rFonts w:asciiTheme="majorBidi" w:hAnsiTheme="majorBidi" w:cstheme="majorBidi"/>
+          <w:b/>
+          <w:bCs/>
+          <w:i/>
+          <w:iCs/>
+          <w:sz w:val="28"/>
+          <w:szCs w:val="28"/>
+        </w:rPr>
+        <w:t xml:space="preserve"> rollout history deployment </w:t>
+      </w:r>
+      <w:proofErr w:type="spellStart"/>
+      <w:r>
+        <w:rPr>
+          <w:rFonts w:asciiTheme="majorBidi" w:hAnsiTheme="majorBidi" w:cstheme="majorBidi"/>
+          <w:b/>
+          <w:bCs/>
+          <w:i/>
+          <w:iCs/>
+          <w:sz w:val="28"/>
+          <w:szCs w:val="28"/>
+        </w:rPr>
+        <w:t>myapp</w:t>
+      </w:r>
+      <w:proofErr w:type="spellEnd"/>
+    </w:p>
+    <w:p>
+      <w:pPr>
+        <w:pStyle w:val="ListParagraph"/>
+        <w:numPr>
+          <w:ilvl w:val="0"/>
+          <w:numId w:val="25"/>
+        </w:numPr>
+        <w:ind w:left="360"/>
+        <w:rPr>
+          <w:rFonts w:asciiTheme="majorBidi" w:hAnsiTheme="majorBidi" w:cstheme="majorBidi"/>
+          <w:b/>
+          <w:bCs/>
+          <w:i/>
+          <w:iCs/>
+          <w:sz w:val="28"/>
+          <w:szCs w:val="28"/>
+        </w:rPr>
+      </w:pPr>
+      <w:proofErr w:type="spellStart"/>
+      <w:r>
+        <w:rPr>
+          <w:rFonts w:asciiTheme="majorBidi" w:hAnsiTheme="majorBidi" w:cstheme="majorBidi"/>
+          <w:b/>
+          <w:bCs/>
+          <w:i/>
+          <w:iCs/>
+          <w:sz w:val="28"/>
+          <w:szCs w:val="28"/>
+        </w:rPr>
+        <w:t>kubectl</w:t>
+      </w:r>
+      <w:proofErr w:type="spellEnd"/>
+      <w:r>
+        <w:rPr>
+          <w:rFonts w:asciiTheme="majorBidi" w:hAnsiTheme="majorBidi" w:cstheme="majorBidi"/>
+          <w:b/>
+          <w:bCs/>
+          <w:i/>
+          <w:iCs/>
+          <w:sz w:val="28"/>
+          <w:szCs w:val="28"/>
+        </w:rPr>
+        <w:t xml:space="preserve"> rollout undo deployment </w:t>
+      </w:r>
+      <w:proofErr w:type="spellStart"/>
+      <w:r>
+        <w:rPr>
+          <w:rFonts w:asciiTheme="majorBidi" w:hAnsiTheme="majorBidi" w:cstheme="majorBidi"/>
+          <w:b/>
+          <w:bCs/>
+          <w:i/>
+          <w:iCs/>
+          <w:sz w:val="28"/>
+          <w:szCs w:val="28"/>
+        </w:rPr>
+        <w:t>myapp</w:t>
+      </w:r>
+      <w:proofErr w:type="spellEnd"/>
+    </w:p>
+    <w:p>
+      <w:pPr>
+        <w:pStyle w:val="ListParagraph"/>
+        <w:numPr>
+          <w:ilvl w:val="0"/>
+          <w:numId w:val="25"/>
+        </w:numPr>
+        <w:spacing w:after="120"/>
+        <w:ind w:left="360"/>
+        <w:rPr>
+          <w:rFonts w:asciiTheme="majorBidi" w:hAnsiTheme="majorBidi" w:cstheme="majorBidi"/>
+          <w:b/>
+          <w:bCs/>
+          <w:i/>
+          <w:iCs/>
+          <w:sz w:val="28"/>
+          <w:szCs w:val="28"/>
+        </w:rPr>
+      </w:pPr>
+      <w:proofErr w:type="spellStart"/>
+      <w:r>
+        <w:rPr>
+          <w:rFonts w:asciiTheme="majorBidi" w:hAnsiTheme="majorBidi" w:cstheme="majorBidi"/>
+          <w:b/>
+          <w:bCs/>
+          <w:i/>
+          <w:iCs/>
+          <w:sz w:val="28"/>
+          <w:szCs w:val="28"/>
+        </w:rPr>
+        <w:t>kubectl</w:t>
+      </w:r>
+      <w:proofErr w:type="spellEnd"/>
+      <w:r>
+        <w:rPr>
+          <w:rFonts w:asciiTheme="majorBidi" w:hAnsiTheme="majorBidi" w:cstheme="majorBidi"/>
+          <w:b/>
+          <w:bCs/>
+          <w:i/>
+          <w:iCs/>
+          <w:sz w:val="28"/>
+          <w:szCs w:val="28"/>
+        </w:rPr>
+        <w:t xml:space="preserve"> rollout undo deployment </w:t>
+      </w:r>
+      <w:proofErr w:type="spellStart"/>
+      <w:r>
+        <w:rPr>
+          <w:rFonts w:asciiTheme="majorBidi" w:hAnsiTheme="majorBidi" w:cstheme="majorBidi"/>
+          <w:b/>
+          <w:bCs/>
+          <w:i/>
+          <w:iCs/>
+          <w:sz w:val="28"/>
+          <w:szCs w:val="28"/>
+        </w:rPr>
+        <w:t>myapp</w:t>
+      </w:r>
+      <w:proofErr w:type="spellEnd"/>
+      <w:r>
+        <w:rPr>
+          <w:rFonts w:asciiTheme="majorBidi" w:hAnsiTheme="majorBidi" w:cstheme="majorBidi"/>
+          <w:b/>
+          <w:bCs/>
+          <w:i/>
+          <w:iCs/>
+          <w:sz w:val="28"/>
+          <w:szCs w:val="28"/>
+        </w:rPr>
+        <w:t xml:space="preserve"> --to-revision=2</w:t>
+      </w:r>
+    </w:p>
+    <w:p>
+      <w:pPr>
+        <w:spacing w:after="120"/>
+        <w:jc w:val="both"/>
+        <w:rPr>
+          <w:rFonts w:asciiTheme="majorBidi" w:hAnsiTheme="majorBidi" w:cstheme="majorBidi"/>
+          <w:sz w:val="28"/>
+          <w:szCs w:val="28"/>
+        </w:rPr>
+      </w:pPr>
+      <w:r>
+        <w:rPr>
+          <w:rFonts w:asciiTheme="majorBidi" w:hAnsiTheme="majorBidi" w:cstheme="majorBidi"/>
+          <w:sz w:val="28"/>
+          <w:szCs w:val="28"/>
+        </w:rPr>
+        <w:t xml:space="preserve">Deployment keeps </w:t>
+      </w:r>
+      <w:proofErr w:type="spellStart"/>
+      <w:r>
+        <w:rPr>
+          <w:rFonts w:asciiTheme="majorBidi" w:hAnsiTheme="majorBidi" w:cstheme="majorBidi"/>
+          <w:sz w:val="28"/>
+          <w:szCs w:val="28"/>
+        </w:rPr>
+        <w:t>ReplicaSet</w:t>
+      </w:r>
+      <w:proofErr w:type="spellEnd"/>
+      <w:r>
+        <w:rPr>
+          <w:rFonts w:asciiTheme="majorBidi" w:hAnsiTheme="majorBidi" w:cstheme="majorBidi"/>
+          <w:sz w:val="28"/>
+          <w:szCs w:val="28"/>
+        </w:rPr>
+        <w:t xml:space="preserve"> history, so rollback is easy.</w:t>
+      </w:r>
+    </w:p>
+    <w:p>
+      <w:pPr>
+        <w:spacing w:after="60"/>
+        <w:rPr>
+          <w:rFonts w:asciiTheme="majorBidi" w:hAnsiTheme="majorBidi" w:cstheme="majorBidi"/>
+          <w:sz w:val="28"/>
+          <w:szCs w:val="28"/>
+        </w:rPr>
+      </w:pPr>
+      <w:proofErr w:type="spellStart"/>
+      <w:r>
+        <w:rPr>
+          <w:rFonts w:asciiTheme="majorBidi" w:hAnsiTheme="majorBidi" w:cstheme="majorBidi"/>
+          <w:sz w:val="28"/>
+          <w:szCs w:val="28"/>
+        </w:rPr>
+        <w:t>DaemonSets</w:t>
+      </w:r>
+      <w:proofErr w:type="spellEnd"/>
+      <w:r>
+        <w:rPr>
+          <w:rFonts w:asciiTheme="majorBidi" w:hAnsiTheme="majorBidi" w:cstheme="majorBidi"/>
+          <w:sz w:val="28"/>
+          <w:szCs w:val="28"/>
+        </w:rPr>
+        <w:t xml:space="preserve"> do not create </w:t>
+      </w:r>
+      <w:proofErr w:type="spellStart"/>
+      <w:r>
+        <w:rPr>
+          <w:rFonts w:asciiTheme="majorBidi" w:hAnsiTheme="majorBidi" w:cstheme="majorBidi"/>
+          <w:sz w:val="28"/>
+          <w:szCs w:val="28"/>
+        </w:rPr>
+        <w:t>ReplicaSets</w:t>
+      </w:r>
+      <w:proofErr w:type="spellEnd"/>
+      <w:r>
+        <w:rPr>
+          <w:rFonts w:asciiTheme="majorBidi" w:hAnsiTheme="majorBidi" w:cstheme="majorBidi"/>
+          <w:sz w:val="28"/>
+          <w:szCs w:val="28"/>
+        </w:rPr>
+        <w:t>, so:</w:t>
+      </w:r>
+    </w:p>
+    <w:p>
+      <w:pPr>
+        <w:pStyle w:val="ListParagraph"/>
+        <w:numPr>
+          <w:ilvl w:val="0"/>
+          <w:numId w:val="26"/>
+        </w:numPr>
+        <w:ind w:left="360"/>
+        <w:rPr>
+          <w:rFonts w:asciiTheme="majorBidi" w:hAnsiTheme="majorBidi" w:cstheme="majorBidi"/>
+          <w:sz w:val="28"/>
+          <w:szCs w:val="28"/>
+        </w:rPr>
+      </w:pPr>
+      <w:r>
+        <w:rPr>
+          <w:rFonts w:asciiTheme="majorBidi" w:hAnsiTheme="majorBidi" w:cstheme="majorBidi"/>
+          <w:sz w:val="28"/>
+          <w:szCs w:val="28"/>
+        </w:rPr>
+        <w:t>There is no rollout history</w:t>
+      </w:r>
+    </w:p>
+    <w:p>
+      <w:pPr>
+        <w:pStyle w:val="ListParagraph"/>
+        <w:numPr>
+          <w:ilvl w:val="0"/>
+          <w:numId w:val="26"/>
+        </w:numPr>
+        <w:ind w:left="360"/>
+        <w:rPr>
+          <w:rFonts w:asciiTheme="majorBidi" w:hAnsiTheme="majorBidi" w:cstheme="majorBidi"/>
+          <w:sz w:val="28"/>
+          <w:szCs w:val="28"/>
+        </w:rPr>
+      </w:pPr>
+      <w:r>
+        <w:rPr>
+          <w:rFonts w:asciiTheme="majorBidi" w:hAnsiTheme="majorBidi" w:cstheme="majorBidi"/>
+          <w:sz w:val="28"/>
+          <w:szCs w:val="28"/>
+        </w:rPr>
+        <w:t>There is no revision-based rollback</w:t>
+      </w:r>
+    </w:p>
+    <w:p>
+      <w:pPr>
+        <w:rPr>
+          <w:rFonts w:asciiTheme="majorBidi" w:hAnsiTheme="majorBidi" w:cstheme="majorBidi"/>
+          <w:sz w:val="28"/>
+          <w:szCs w:val="28"/>
+        </w:rPr>
+      </w:pPr>
+      <w:r>
+        <w:rPr>
+          <w:rFonts w:asciiTheme="majorBidi" w:hAnsiTheme="majorBidi" w:cstheme="majorBidi"/>
+          <w:sz w:val="28"/>
+          <w:szCs w:val="28"/>
+        </w:rPr>
+        <w:t>Commands like</w:t>
+      </w:r>
+      <w:r>
+        <w:rPr>
+          <w:rFonts w:asciiTheme="majorBidi" w:hAnsiTheme="majorBidi" w:cstheme="majorBidi"/>
+          <w:sz w:val="28"/>
+          <w:szCs w:val="28"/>
+        </w:rPr>
+        <w:t xml:space="preserve"> </w:t>
+      </w:r>
+      <w:proofErr w:type="spellStart"/>
+      <w:r>
+        <w:rPr>
+          <w:rFonts w:asciiTheme="majorBidi" w:hAnsiTheme="majorBidi" w:cstheme="majorBidi"/>
+          <w:b/>
+          <w:bCs/>
+          <w:i/>
+          <w:iCs/>
+          <w:sz w:val="28"/>
+          <w:szCs w:val="28"/>
+        </w:rPr>
+        <w:t>kubectl</w:t>
+      </w:r>
+      <w:proofErr w:type="spellEnd"/>
+      <w:r>
+        <w:rPr>
+          <w:rFonts w:asciiTheme="majorBidi" w:hAnsiTheme="majorBidi" w:cstheme="majorBidi"/>
+          <w:b/>
+          <w:bCs/>
+          <w:i/>
+          <w:iCs/>
+          <w:sz w:val="28"/>
+          <w:szCs w:val="28"/>
+        </w:rPr>
+        <w:t xml:space="preserve"> rollout undo </w:t>
+      </w:r>
+      <w:proofErr w:type="spellStart"/>
+      <w:r>
+        <w:rPr>
+          <w:rFonts w:asciiTheme="majorBidi" w:hAnsiTheme="majorBidi" w:cstheme="majorBidi"/>
+          <w:b/>
+          <w:bCs/>
+          <w:i/>
+          <w:iCs/>
+          <w:sz w:val="28"/>
+          <w:szCs w:val="28"/>
+        </w:rPr>
+        <w:t>daemonset</w:t>
+      </w:r>
+      <w:proofErr w:type="spellEnd"/>
+      <w:r>
+        <w:rPr>
+          <w:rFonts w:asciiTheme="majorBidi" w:hAnsiTheme="majorBidi" w:cstheme="majorBidi"/>
+          <w:b/>
+          <w:bCs/>
+          <w:i/>
+          <w:iCs/>
+          <w:sz w:val="28"/>
+          <w:szCs w:val="28"/>
+        </w:rPr>
+        <w:t xml:space="preserve"> </w:t>
+      </w:r>
+      <w:proofErr w:type="spellStart"/>
+      <w:r>
+        <w:rPr>
+          <w:rFonts w:asciiTheme="majorBidi" w:hAnsiTheme="majorBidi" w:cstheme="majorBidi"/>
+          <w:b/>
+          <w:bCs/>
+          <w:i/>
+          <w:iCs/>
+          <w:sz w:val="28"/>
+          <w:szCs w:val="28"/>
+        </w:rPr>
+        <w:t>myds</w:t>
+      </w:r>
+      <w:proofErr w:type="spellEnd"/>
+      <w:r>
+        <w:rPr>
+          <w:rFonts w:asciiTheme="majorBidi" w:hAnsiTheme="majorBidi" w:cstheme="majorBidi"/>
+          <w:sz w:val="28"/>
+          <w:szCs w:val="28"/>
+        </w:rPr>
+        <w:t xml:space="preserve">, </w:t>
+      </w:r>
+      <w:r>
+        <w:rPr>
+          <w:rFonts w:asciiTheme="majorBidi" w:hAnsiTheme="majorBidi" w:cstheme="majorBidi"/>
+          <w:sz w:val="28"/>
+          <w:szCs w:val="28"/>
+        </w:rPr>
+        <w:t xml:space="preserve">usually won’t work unless revision history exists, and even </w:t>
+      </w:r>
+      <w:proofErr w:type="gramStart"/>
+      <w:r>
+        <w:rPr>
+          <w:rFonts w:asciiTheme="majorBidi" w:hAnsiTheme="majorBidi" w:cstheme="majorBidi"/>
+          <w:sz w:val="28"/>
+          <w:szCs w:val="28"/>
+        </w:rPr>
+        <w:t>then</w:t>
+      </w:r>
+      <w:proofErr w:type="gramEnd"/>
+      <w:r>
+        <w:rPr>
+          <w:rFonts w:asciiTheme="majorBidi" w:hAnsiTheme="majorBidi" w:cstheme="majorBidi"/>
+          <w:sz w:val="28"/>
+          <w:szCs w:val="28"/>
+        </w:rPr>
+        <w:t xml:space="preserve"> it’s limited.</w:t>
+      </w:r>
+      <w:r>
+        <w:rPr>
+          <w:rFonts w:asciiTheme="majorBidi" w:hAnsiTheme="majorBidi" w:cstheme="majorBidi"/>
+          <w:sz w:val="28"/>
+          <w:szCs w:val="28"/>
+        </w:rPr>
+        <w:t xml:space="preserve"> </w:t>
+      </w:r>
+      <w:r>
+        <w:rPr>
+          <w:rFonts w:asciiTheme="majorBidi" w:hAnsiTheme="majorBidi" w:cstheme="majorBidi"/>
+          <w:sz w:val="28"/>
+          <w:szCs w:val="28"/>
+        </w:rPr>
+        <w:t>In practice, rollback is done by manually updating the DaemonSet spec.</w:t>
+      </w:r>
+    </w:p>
+    <w:p>
+      <w:pPr>
+        <w:spacing w:after="60"/>
+        <w:rPr>
+          <w:rFonts w:asciiTheme="majorBidi" w:hAnsiTheme="majorBidi" w:cstheme="majorBidi"/>
+          <w:sz w:val="28"/>
+          <w:szCs w:val="28"/>
+        </w:rPr>
+      </w:pPr>
+      <w:r>
+        <w:rPr>
+          <w:rFonts w:asciiTheme="majorBidi" w:hAnsiTheme="majorBidi" w:cstheme="majorBidi"/>
+          <w:sz w:val="28"/>
+          <w:szCs w:val="28"/>
+        </w:rPr>
+        <w:t>Even though DaemonSet doesn’t track history, you might still retrieve it from other places.</w:t>
+      </w:r>
+    </w:p>
+    <w:p>
+      <w:pPr>
+        <w:spacing w:after="60"/>
+        <w:rPr>
+          <w:rFonts w:asciiTheme="majorBidi" w:hAnsiTheme="majorBidi" w:cstheme="majorBidi"/>
+          <w:b/>
+          <w:bCs/>
+          <w:sz w:val="28"/>
+          <w:szCs w:val="28"/>
+        </w:rPr>
+      </w:pPr>
+      <w:r>
+        <w:rPr>
+          <w:rFonts w:asciiTheme="majorBidi" w:hAnsiTheme="majorBidi" w:cstheme="majorBidi"/>
+          <w:b/>
+          <w:bCs/>
+          <w:sz w:val="28"/>
+          <w:szCs w:val="28"/>
+        </w:rPr>
+        <w:t>Check rollout history (sometimes works)</w:t>
+      </w:r>
+    </w:p>
+    <w:p>
+      <w:pPr>
+        <w:spacing w:after="60"/>
+        <w:rPr>
+          <w:rFonts w:asciiTheme="majorBidi" w:hAnsiTheme="majorBidi" w:cstheme="majorBidi"/>
+          <w:sz w:val="28"/>
+          <w:szCs w:val="28"/>
+        </w:rPr>
+      </w:pPr>
+      <w:r>
+        <w:rPr>
+          <w:rFonts w:asciiTheme="majorBidi" w:hAnsiTheme="majorBidi" w:cstheme="majorBidi"/>
+          <w:sz w:val="28"/>
+          <w:szCs w:val="28"/>
+        </w:rPr>
+        <w:t>Some Kubernetes versions still record a revision annotation.</w:t>
+      </w:r>
+    </w:p>
+    <w:p>
+      <w:pPr>
+        <w:spacing w:after="60"/>
+        <w:rPr>
+          <w:rFonts w:asciiTheme="majorBidi" w:hAnsiTheme="majorBidi" w:cstheme="majorBidi"/>
+          <w:b/>
+          <w:bCs/>
+          <w:i/>
+          <w:iCs/>
+          <w:sz w:val="28"/>
+          <w:szCs w:val="28"/>
+        </w:rPr>
+      </w:pPr>
+      <w:proofErr w:type="spellStart"/>
+      <w:r>
+        <w:rPr>
+          <w:rFonts w:asciiTheme="majorBidi" w:hAnsiTheme="majorBidi" w:cstheme="majorBidi"/>
+          <w:b/>
+          <w:bCs/>
+          <w:i/>
+          <w:iCs/>
+          <w:sz w:val="28"/>
+          <w:szCs w:val="28"/>
+        </w:rPr>
+        <w:t>kubectl</w:t>
+      </w:r>
+      <w:proofErr w:type="spellEnd"/>
+      <w:r>
+        <w:rPr>
+          <w:rFonts w:asciiTheme="majorBidi" w:hAnsiTheme="majorBidi" w:cstheme="majorBidi"/>
+          <w:b/>
+          <w:bCs/>
+          <w:i/>
+          <w:iCs/>
+          <w:sz w:val="28"/>
+          <w:szCs w:val="28"/>
+        </w:rPr>
+        <w:t xml:space="preserve"> rollout history </w:t>
+      </w:r>
+      <w:proofErr w:type="spellStart"/>
+      <w:r>
+        <w:rPr>
+          <w:rFonts w:asciiTheme="majorBidi" w:hAnsiTheme="majorBidi" w:cstheme="majorBidi"/>
+          <w:b/>
+          <w:bCs/>
+          <w:i/>
+          <w:iCs/>
+          <w:sz w:val="28"/>
+          <w:szCs w:val="28"/>
+        </w:rPr>
+        <w:t>daemonset</w:t>
+      </w:r>
+      <w:proofErr w:type="spellEnd"/>
+      <w:r>
+        <w:rPr>
+          <w:rFonts w:asciiTheme="majorBidi" w:hAnsiTheme="majorBidi" w:cstheme="majorBidi"/>
+          <w:b/>
+          <w:bCs/>
+          <w:i/>
+          <w:iCs/>
+          <w:sz w:val="28"/>
+          <w:szCs w:val="28"/>
+        </w:rPr>
+        <w:t xml:space="preserve"> &lt;name&gt;</w:t>
+      </w:r>
+      <w:r>
+        <w:rPr>
+          <w:rFonts w:asciiTheme="majorBidi" w:hAnsiTheme="majorBidi" w:cstheme="majorBidi"/>
+          <w:b/>
+          <w:bCs/>
+          <w:i/>
+          <w:iCs/>
+          <w:sz w:val="28"/>
+          <w:szCs w:val="28"/>
+        </w:rPr>
+        <w:t xml:space="preserve"> </w:t>
+      </w:r>
+      <w:r>
+        <w:rPr>
+          <w:rFonts w:asciiTheme="majorBidi" w:hAnsiTheme="majorBidi" w:cstheme="majorBidi"/>
+          <w:sz w:val="28"/>
+          <w:szCs w:val="28"/>
+        </w:rPr>
+        <w:t xml:space="preserve">→ </w:t>
+      </w:r>
+      <w:r>
+        <w:rPr>
+          <w:rFonts w:asciiTheme="majorBidi" w:hAnsiTheme="majorBidi" w:cstheme="majorBidi"/>
+          <w:sz w:val="28"/>
+          <w:szCs w:val="28"/>
+        </w:rPr>
+        <w:t>If revisions exist:</w:t>
+      </w:r>
+    </w:p>
+    <w:p>
+      <w:pPr>
+        <w:spacing w:after="60"/>
+        <w:rPr>
+          <w:rFonts w:asciiTheme="majorBidi" w:hAnsiTheme="majorBidi" w:cstheme="majorBidi"/>
+          <w:b/>
+          <w:bCs/>
+          <w:i/>
+          <w:iCs/>
+          <w:sz w:val="28"/>
+          <w:szCs w:val="28"/>
+        </w:rPr>
+      </w:pPr>
+      <w:proofErr w:type="spellStart"/>
+      <w:r>
+        <w:rPr>
+          <w:rFonts w:asciiTheme="majorBidi" w:hAnsiTheme="majorBidi" w:cstheme="majorBidi"/>
+          <w:b/>
+          <w:bCs/>
+          <w:i/>
+          <w:iCs/>
+          <w:sz w:val="28"/>
+          <w:szCs w:val="28"/>
+        </w:rPr>
+        <w:t>kubectl</w:t>
+      </w:r>
+      <w:proofErr w:type="spellEnd"/>
+      <w:r>
+        <w:rPr>
+          <w:rFonts w:asciiTheme="majorBidi" w:hAnsiTheme="majorBidi" w:cstheme="majorBidi"/>
+          <w:b/>
+          <w:bCs/>
+          <w:i/>
+          <w:iCs/>
+          <w:sz w:val="28"/>
+          <w:szCs w:val="28"/>
+        </w:rPr>
+        <w:t xml:space="preserve"> rollout history </w:t>
+      </w:r>
+      <w:proofErr w:type="spellStart"/>
+      <w:r>
+        <w:rPr>
+          <w:rFonts w:asciiTheme="majorBidi" w:hAnsiTheme="majorBidi" w:cstheme="majorBidi"/>
+          <w:b/>
+          <w:bCs/>
+          <w:i/>
+          <w:iCs/>
+          <w:sz w:val="28"/>
+          <w:szCs w:val="28"/>
+        </w:rPr>
+        <w:t>daemonset</w:t>
+      </w:r>
+      <w:proofErr w:type="spellEnd"/>
+      <w:r>
+        <w:rPr>
+          <w:rFonts w:asciiTheme="majorBidi" w:hAnsiTheme="majorBidi" w:cstheme="majorBidi"/>
+          <w:b/>
+          <w:bCs/>
+          <w:i/>
+          <w:iCs/>
+          <w:sz w:val="28"/>
+          <w:szCs w:val="28"/>
+        </w:rPr>
+        <w:t xml:space="preserve"> &lt;name&gt; --revision=1</w:t>
+      </w:r>
+    </w:p>
+    <w:p>
+      <w:pPr>
+        <w:rPr>
+          <w:rFonts w:asciiTheme="majorBidi" w:hAnsiTheme="majorBidi" w:cstheme="majorBidi"/>
+          <w:sz w:val="28"/>
+          <w:szCs w:val="28"/>
+        </w:rPr>
+      </w:pPr>
+      <w:r>
+        <w:rPr>
+          <w:rFonts w:asciiTheme="majorBidi" w:hAnsiTheme="majorBidi" w:cstheme="majorBidi"/>
+          <w:sz w:val="28"/>
+          <w:szCs w:val="28"/>
+        </w:rPr>
+        <w:t>But this is not as reliable as Deployment history.</w:t>
+      </w:r>
+    </w:p>
+    <w:p>
+      <w:pPr>
+        <w:jc w:val="both"/>
+        <w:rPr>
+          <w:rFonts w:asciiTheme="majorBidi" w:hAnsiTheme="majorBidi" w:cstheme="majorBidi"/>
+          <w:sz w:val="28"/>
+          <w:szCs w:val="28"/>
+        </w:rPr>
+      </w:pPr>
     </w:p>
     <w:sectPr>
       <w:pgSz w:w="12240" w:h="15840"/>
@@ -7727,6 +10050,119 @@
     </w:lvl>
   </w:abstractNum>
   <w:abstractNum w:abstractNumId="3" w15:restartNumberingAfterBreak="0">
+    <w:nsid w:val="1B745D8A"/>
+    <w:multiLevelType w:val="hybridMultilevel"/>
+    <w:tmpl w:val="41C6B608"/>
+    <w:lvl w:ilvl="0" w:tplc="04090001">
+      <w:start w:val="1"/>
+      <w:numFmt w:val="bullet"/>
+      <w:lvlText w:val=""/>
+      <w:lvlJc w:val="left"/>
+      <w:pPr>
+        <w:ind w:left="1080" w:hanging="360"/>
+      </w:pPr>
+      <w:rPr>
+        <w:rFonts w:ascii="Symbol" w:hAnsi="Symbol" w:hint="default"/>
+      </w:rPr>
+    </w:lvl>
+    <w:lvl w:ilvl="1" w:tplc="FFFFFFFF" w:tentative="1">
+      <w:start w:val="1"/>
+      <w:numFmt w:val="bullet"/>
+      <w:lvlText w:val="o"/>
+      <w:lvlJc w:val="left"/>
+      <w:pPr>
+        <w:ind w:left="1800" w:hanging="360"/>
+      </w:pPr>
+      <w:rPr>
+        <w:rFonts w:ascii="Courier New" w:hAnsi="Courier New" w:cs="Courier New" w:hint="default"/>
+      </w:rPr>
+    </w:lvl>
+    <w:lvl w:ilvl="2" w:tplc="FFFFFFFF" w:tentative="1">
+      <w:start w:val="1"/>
+      <w:numFmt w:val="bullet"/>
+      <w:lvlText w:val=""/>
+      <w:lvlJc w:val="left"/>
+      <w:pPr>
+        <w:ind w:left="2520" w:hanging="360"/>
+      </w:pPr>
+      <w:rPr>
+        <w:rFonts w:ascii="Wingdings" w:hAnsi="Wingdings" w:hint="default"/>
+      </w:rPr>
+    </w:lvl>
+    <w:lvl w:ilvl="3" w:tplc="FFFFFFFF" w:tentative="1">
+      <w:start w:val="1"/>
+      <w:numFmt w:val="bullet"/>
+      <w:lvlText w:val=""/>
+      <w:lvlJc w:val="left"/>
+      <w:pPr>
+        <w:ind w:left="3240" w:hanging="360"/>
+      </w:pPr>
+      <w:rPr>
+        <w:rFonts w:ascii="Symbol" w:hAnsi="Symbol" w:hint="default"/>
+      </w:rPr>
+    </w:lvl>
+    <w:lvl w:ilvl="4" w:tplc="FFFFFFFF" w:tentative="1">
+      <w:start w:val="1"/>
+      <w:numFmt w:val="bullet"/>
+      <w:lvlText w:val="o"/>
+      <w:lvlJc w:val="left"/>
+      <w:pPr>
+        <w:ind w:left="3960" w:hanging="360"/>
+      </w:pPr>
+      <w:rPr>
+        <w:rFonts w:ascii="Courier New" w:hAnsi="Courier New" w:cs="Courier New" w:hint="default"/>
+      </w:rPr>
+    </w:lvl>
+    <w:lvl w:ilvl="5" w:tplc="FFFFFFFF" w:tentative="1">
+      <w:start w:val="1"/>
+      <w:numFmt w:val="bullet"/>
+      <w:lvlText w:val=""/>
+      <w:lvlJc w:val="left"/>
+      <w:pPr>
+        <w:ind w:left="4680" w:hanging="360"/>
+      </w:pPr>
+      <w:rPr>
+        <w:rFonts w:ascii="Wingdings" w:hAnsi="Wingdings" w:hint="default"/>
+      </w:rPr>
+    </w:lvl>
+    <w:lvl w:ilvl="6" w:tplc="FFFFFFFF" w:tentative="1">
+      <w:start w:val="1"/>
+      <w:numFmt w:val="bullet"/>
+      <w:lvlText w:val=""/>
+      <w:lvlJc w:val="left"/>
+      <w:pPr>
+        <w:ind w:left="5400" w:hanging="360"/>
+      </w:pPr>
+      <w:rPr>
+        <w:rFonts w:ascii="Symbol" w:hAnsi="Symbol" w:hint="default"/>
+      </w:rPr>
+    </w:lvl>
+    <w:lvl w:ilvl="7" w:tplc="FFFFFFFF" w:tentative="1">
+      <w:start w:val="1"/>
+      <w:numFmt w:val="bullet"/>
+      <w:lvlText w:val="o"/>
+      <w:lvlJc w:val="left"/>
+      <w:pPr>
+        <w:ind w:left="6120" w:hanging="360"/>
+      </w:pPr>
+      <w:rPr>
+        <w:rFonts w:ascii="Courier New" w:hAnsi="Courier New" w:cs="Courier New" w:hint="default"/>
+      </w:rPr>
+    </w:lvl>
+    <w:lvl w:ilvl="8" w:tplc="FFFFFFFF" w:tentative="1">
+      <w:start w:val="1"/>
+      <w:numFmt w:val="bullet"/>
+      <w:lvlText w:val=""/>
+      <w:lvlJc w:val="left"/>
+      <w:pPr>
+        <w:ind w:left="6840" w:hanging="360"/>
+      </w:pPr>
+      <w:rPr>
+        <w:rFonts w:ascii="Wingdings" w:hAnsi="Wingdings" w:hint="default"/>
+      </w:rPr>
+    </w:lvl>
+  </w:abstractNum>
+  <w:abstractNum w:abstractNumId="4" w15:restartNumberingAfterBreak="0">
     <w:nsid w:val="221B29E7"/>
     <w:multiLevelType w:val="hybridMultilevel"/>
     <w:tmpl w:val="9182B6F0"/>
@@ -7839,7 +10275,7 @@
       </w:rPr>
     </w:lvl>
   </w:abstractNum>
-  <w:abstractNum w:abstractNumId="4" w15:restartNumberingAfterBreak="0">
+  <w:abstractNum w:abstractNumId="5" w15:restartNumberingAfterBreak="0">
     <w:nsid w:val="28B447C5"/>
     <w:multiLevelType w:val="hybridMultilevel"/>
     <w:tmpl w:val="3BCC92C6"/>
@@ -7952,7 +10388,7 @@
       </w:rPr>
     </w:lvl>
   </w:abstractNum>
-  <w:abstractNum w:abstractNumId="5" w15:restartNumberingAfterBreak="0">
+  <w:abstractNum w:abstractNumId="6" w15:restartNumberingAfterBreak="0">
     <w:nsid w:val="2DB947A2"/>
     <w:multiLevelType w:val="hybridMultilevel"/>
     <w:tmpl w:val="A8B00AD0"/>
@@ -8064,7 +10500,120 @@
       </w:rPr>
     </w:lvl>
   </w:abstractNum>
-  <w:abstractNum w:abstractNumId="6" w15:restartNumberingAfterBreak="0">
+  <w:abstractNum w:abstractNumId="7" w15:restartNumberingAfterBreak="0">
+    <w:nsid w:val="30473F85"/>
+    <w:multiLevelType w:val="hybridMultilevel"/>
+    <w:tmpl w:val="3514D052"/>
+    <w:lvl w:ilvl="0" w:tplc="04090001">
+      <w:start w:val="1"/>
+      <w:numFmt w:val="bullet"/>
+      <w:lvlText w:val=""/>
+      <w:lvlJc w:val="left"/>
+      <w:pPr>
+        <w:ind w:left="720" w:hanging="360"/>
+      </w:pPr>
+      <w:rPr>
+        <w:rFonts w:ascii="Symbol" w:hAnsi="Symbol" w:hint="default"/>
+      </w:rPr>
+    </w:lvl>
+    <w:lvl w:ilvl="1" w:tplc="04090003" w:tentative="1">
+      <w:start w:val="1"/>
+      <w:numFmt w:val="bullet"/>
+      <w:lvlText w:val="o"/>
+      <w:lvlJc w:val="left"/>
+      <w:pPr>
+        <w:ind w:left="1440" w:hanging="360"/>
+      </w:pPr>
+      <w:rPr>
+        <w:rFonts w:ascii="Courier New" w:hAnsi="Courier New" w:cs="Courier New" w:hint="default"/>
+      </w:rPr>
+    </w:lvl>
+    <w:lvl w:ilvl="2" w:tplc="04090005" w:tentative="1">
+      <w:start w:val="1"/>
+      <w:numFmt w:val="bullet"/>
+      <w:lvlText w:val=""/>
+      <w:lvlJc w:val="left"/>
+      <w:pPr>
+        <w:ind w:left="2160" w:hanging="360"/>
+      </w:pPr>
+      <w:rPr>
+        <w:rFonts w:ascii="Wingdings" w:hAnsi="Wingdings" w:hint="default"/>
+      </w:rPr>
+    </w:lvl>
+    <w:lvl w:ilvl="3" w:tplc="04090001" w:tentative="1">
+      <w:start w:val="1"/>
+      <w:numFmt w:val="bullet"/>
+      <w:lvlText w:val=""/>
+      <w:lvlJc w:val="left"/>
+      <w:pPr>
+        <w:ind w:left="2880" w:hanging="360"/>
+      </w:pPr>
+      <w:rPr>
+        <w:rFonts w:ascii="Symbol" w:hAnsi="Symbol" w:hint="default"/>
+      </w:rPr>
+    </w:lvl>
+    <w:lvl w:ilvl="4" w:tplc="04090003" w:tentative="1">
+      <w:start w:val="1"/>
+      <w:numFmt w:val="bullet"/>
+      <w:lvlText w:val="o"/>
+      <w:lvlJc w:val="left"/>
+      <w:pPr>
+        <w:ind w:left="3600" w:hanging="360"/>
+      </w:pPr>
+      <w:rPr>
+        <w:rFonts w:ascii="Courier New" w:hAnsi="Courier New" w:cs="Courier New" w:hint="default"/>
+      </w:rPr>
+    </w:lvl>
+    <w:lvl w:ilvl="5" w:tplc="04090005" w:tentative="1">
+      <w:start w:val="1"/>
+      <w:numFmt w:val="bullet"/>
+      <w:lvlText w:val=""/>
+      <w:lvlJc w:val="left"/>
+      <w:pPr>
+        <w:ind w:left="4320" w:hanging="360"/>
+      </w:pPr>
+      <w:rPr>
+        <w:rFonts w:ascii="Wingdings" w:hAnsi="Wingdings" w:hint="default"/>
+      </w:rPr>
+    </w:lvl>
+    <w:lvl w:ilvl="6" w:tplc="04090001" w:tentative="1">
+      <w:start w:val="1"/>
+      <w:numFmt w:val="bullet"/>
+      <w:lvlText w:val=""/>
+      <w:lvlJc w:val="left"/>
+      <w:pPr>
+        <w:ind w:left="5040" w:hanging="360"/>
+      </w:pPr>
+      <w:rPr>
+        <w:rFonts w:ascii="Symbol" w:hAnsi="Symbol" w:hint="default"/>
+      </w:rPr>
+    </w:lvl>
+    <w:lvl w:ilvl="7" w:tplc="04090003" w:tentative="1">
+      <w:start w:val="1"/>
+      <w:numFmt w:val="bullet"/>
+      <w:lvlText w:val="o"/>
+      <w:lvlJc w:val="left"/>
+      <w:pPr>
+        <w:ind w:left="5760" w:hanging="360"/>
+      </w:pPr>
+      <w:rPr>
+        <w:rFonts w:ascii="Courier New" w:hAnsi="Courier New" w:cs="Courier New" w:hint="default"/>
+      </w:rPr>
+    </w:lvl>
+    <w:lvl w:ilvl="8" w:tplc="04090005" w:tentative="1">
+      <w:start w:val="1"/>
+      <w:numFmt w:val="bullet"/>
+      <w:lvlText w:val=""/>
+      <w:lvlJc w:val="left"/>
+      <w:pPr>
+        <w:ind w:left="6480" w:hanging="360"/>
+      </w:pPr>
+      <w:rPr>
+        <w:rFonts w:ascii="Wingdings" w:hAnsi="Wingdings" w:hint="default"/>
+      </w:rPr>
+    </w:lvl>
+  </w:abstractNum>
+  <w:abstractNum w:abstractNumId="8" w15:restartNumberingAfterBreak="0">
     <w:nsid w:val="30846862"/>
     <w:multiLevelType w:val="hybridMultilevel"/>
     <w:tmpl w:val="83FA7C5C"/>
@@ -8150,7 +10699,7 @@
       </w:pPr>
     </w:lvl>
   </w:abstractNum>
-  <w:abstractNum w:abstractNumId="7" w15:restartNumberingAfterBreak="0">
+  <w:abstractNum w:abstractNumId="9" w15:restartNumberingAfterBreak="0">
     <w:nsid w:val="30D6403E"/>
     <w:multiLevelType w:val="hybridMultilevel"/>
     <w:tmpl w:val="8A8CAB7E"/>
@@ -8263,7 +10812,7 @@
       </w:rPr>
     </w:lvl>
   </w:abstractNum>
-  <w:abstractNum w:abstractNumId="8" w15:restartNumberingAfterBreak="0">
+  <w:abstractNum w:abstractNumId="10" w15:restartNumberingAfterBreak="0">
     <w:nsid w:val="323A232C"/>
     <w:multiLevelType w:val="hybridMultilevel"/>
     <w:tmpl w:val="00D8ADA0"/>
@@ -8376,7 +10925,7 @@
       </w:rPr>
     </w:lvl>
   </w:abstractNum>
-  <w:abstractNum w:abstractNumId="9" w15:restartNumberingAfterBreak="0">
+  <w:abstractNum w:abstractNumId="11" w15:restartNumberingAfterBreak="0">
     <w:nsid w:val="35746E00"/>
     <w:multiLevelType w:val="hybridMultilevel"/>
     <w:tmpl w:val="09429F5C"/>
@@ -8489,7 +11038,7 @@
       </w:rPr>
     </w:lvl>
   </w:abstractNum>
-  <w:abstractNum w:abstractNumId="10" w15:restartNumberingAfterBreak="0">
+  <w:abstractNum w:abstractNumId="12" w15:restartNumberingAfterBreak="0">
     <w:nsid w:val="402048F9"/>
     <w:multiLevelType w:val="hybridMultilevel"/>
     <w:tmpl w:val="99BC2AAA"/>
@@ -8602,7 +11151,7 @@
       </w:rPr>
     </w:lvl>
   </w:abstractNum>
-  <w:abstractNum w:abstractNumId="11" w15:restartNumberingAfterBreak="0">
+  <w:abstractNum w:abstractNumId="13" w15:restartNumberingAfterBreak="0">
     <w:nsid w:val="4439091C"/>
     <w:multiLevelType w:val="hybridMultilevel"/>
     <w:tmpl w:val="1A34985E"/>
@@ -8714,7 +11263,7 @@
       </w:rPr>
     </w:lvl>
   </w:abstractNum>
-  <w:abstractNum w:abstractNumId="12" w15:restartNumberingAfterBreak="0">
+  <w:abstractNum w:abstractNumId="14" w15:restartNumberingAfterBreak="0">
     <w:nsid w:val="4C3436A7"/>
     <w:multiLevelType w:val="hybridMultilevel"/>
     <w:tmpl w:val="E6AC0DBE"/>
@@ -8827,7 +11376,7 @@
       </w:rPr>
     </w:lvl>
   </w:abstractNum>
-  <w:abstractNum w:abstractNumId="13" w15:restartNumberingAfterBreak="0">
+  <w:abstractNum w:abstractNumId="15" w15:restartNumberingAfterBreak="0">
     <w:nsid w:val="4FE96D01"/>
     <w:multiLevelType w:val="hybridMultilevel"/>
     <w:tmpl w:val="A970A520"/>
@@ -8939,7 +11488,7 @@
       </w:rPr>
     </w:lvl>
   </w:abstractNum>
-  <w:abstractNum w:abstractNumId="14" w15:restartNumberingAfterBreak="0">
+  <w:abstractNum w:abstractNumId="16" w15:restartNumberingAfterBreak="0">
     <w:nsid w:val="52D86AE0"/>
     <w:multiLevelType w:val="hybridMultilevel"/>
     <w:tmpl w:val="CAEEA134"/>
@@ -9052,7 +11601,7 @@
       </w:rPr>
     </w:lvl>
   </w:abstractNum>
-  <w:abstractNum w:abstractNumId="15" w15:restartNumberingAfterBreak="0">
+  <w:abstractNum w:abstractNumId="17" w15:restartNumberingAfterBreak="0">
     <w:nsid w:val="53110ABF"/>
     <w:multiLevelType w:val="hybridMultilevel"/>
     <w:tmpl w:val="059EDE00"/>
@@ -9138,7 +11687,7 @@
       </w:pPr>
     </w:lvl>
   </w:abstractNum>
-  <w:abstractNum w:abstractNumId="16" w15:restartNumberingAfterBreak="0">
+  <w:abstractNum w:abstractNumId="18" w15:restartNumberingAfterBreak="0">
     <w:nsid w:val="581F6AEA"/>
     <w:multiLevelType w:val="hybridMultilevel"/>
     <w:tmpl w:val="B54EE5D0"/>
@@ -9251,7 +11800,7 @@
       </w:rPr>
     </w:lvl>
   </w:abstractNum>
-  <w:abstractNum w:abstractNumId="17" w15:restartNumberingAfterBreak="0">
+  <w:abstractNum w:abstractNumId="19" w15:restartNumberingAfterBreak="0">
     <w:nsid w:val="5E3322E2"/>
     <w:multiLevelType w:val="hybridMultilevel"/>
     <w:tmpl w:val="E354AAC2"/>
@@ -9337,7 +11886,7 @@
       </w:pPr>
     </w:lvl>
   </w:abstractNum>
-  <w:abstractNum w:abstractNumId="18" w15:restartNumberingAfterBreak="0">
+  <w:abstractNum w:abstractNumId="20" w15:restartNumberingAfterBreak="0">
     <w:nsid w:val="62BF0980"/>
     <w:multiLevelType w:val="hybridMultilevel"/>
     <w:tmpl w:val="B54A7BA0"/>
@@ -9450,7 +11999,7 @@
       </w:rPr>
     </w:lvl>
   </w:abstractNum>
-  <w:abstractNum w:abstractNumId="19" w15:restartNumberingAfterBreak="0">
+  <w:abstractNum w:abstractNumId="21" w15:restartNumberingAfterBreak="0">
     <w:nsid w:val="71BF74B5"/>
     <w:multiLevelType w:val="hybridMultilevel"/>
     <w:tmpl w:val="32B4700C"/>
@@ -9536,7 +12085,7 @@
       </w:pPr>
     </w:lvl>
   </w:abstractNum>
-  <w:abstractNum w:abstractNumId="20" w15:restartNumberingAfterBreak="0">
+  <w:abstractNum w:abstractNumId="22" w15:restartNumberingAfterBreak="0">
     <w:nsid w:val="721A2C28"/>
     <w:multiLevelType w:val="hybridMultilevel"/>
     <w:tmpl w:val="543E619C"/>
@@ -9649,7 +12198,120 @@
       </w:rPr>
     </w:lvl>
   </w:abstractNum>
-  <w:abstractNum w:abstractNumId="21" w15:restartNumberingAfterBreak="0">
+  <w:abstractNum w:abstractNumId="23" w15:restartNumberingAfterBreak="0">
+    <w:nsid w:val="7245146A"/>
+    <w:multiLevelType w:val="hybridMultilevel"/>
+    <w:tmpl w:val="A31E63F4"/>
+    <w:lvl w:ilvl="0" w:tplc="04090001">
+      <w:start w:val="1"/>
+      <w:numFmt w:val="bullet"/>
+      <w:lvlText w:val=""/>
+      <w:lvlJc w:val="left"/>
+      <w:pPr>
+        <w:ind w:left="720" w:hanging="360"/>
+      </w:pPr>
+      <w:rPr>
+        <w:rFonts w:ascii="Symbol" w:hAnsi="Symbol" w:hint="default"/>
+      </w:rPr>
+    </w:lvl>
+    <w:lvl w:ilvl="1" w:tplc="04090003" w:tentative="1">
+      <w:start w:val="1"/>
+      <w:numFmt w:val="bullet"/>
+      <w:lvlText w:val="o"/>
+      <w:lvlJc w:val="left"/>
+      <w:pPr>
+        <w:ind w:left="1440" w:hanging="360"/>
+      </w:pPr>
+      <w:rPr>
+        <w:rFonts w:ascii="Courier New" w:hAnsi="Courier New" w:cs="Courier New" w:hint="default"/>
+      </w:rPr>
+    </w:lvl>
+    <w:lvl w:ilvl="2" w:tplc="04090005" w:tentative="1">
+      <w:start w:val="1"/>
+      <w:numFmt w:val="bullet"/>
+      <w:lvlText w:val=""/>
+      <w:lvlJc w:val="left"/>
+      <w:pPr>
+        <w:ind w:left="2160" w:hanging="360"/>
+      </w:pPr>
+      <w:rPr>
+        <w:rFonts w:ascii="Wingdings" w:hAnsi="Wingdings" w:hint="default"/>
+      </w:rPr>
+    </w:lvl>
+    <w:lvl w:ilvl="3" w:tplc="04090001" w:tentative="1">
+      <w:start w:val="1"/>
+      <w:numFmt w:val="bullet"/>
+      <w:lvlText w:val=""/>
+      <w:lvlJc w:val="left"/>
+      <w:pPr>
+        <w:ind w:left="2880" w:hanging="360"/>
+      </w:pPr>
+      <w:rPr>
+        <w:rFonts w:ascii="Symbol" w:hAnsi="Symbol" w:hint="default"/>
+      </w:rPr>
+    </w:lvl>
+    <w:lvl w:ilvl="4" w:tplc="04090003" w:tentative="1">
+      <w:start w:val="1"/>
+      <w:numFmt w:val="bullet"/>
+      <w:lvlText w:val="o"/>
+      <w:lvlJc w:val="left"/>
+      <w:pPr>
+        <w:ind w:left="3600" w:hanging="360"/>
+      </w:pPr>
+      <w:rPr>
+        <w:rFonts w:ascii="Courier New" w:hAnsi="Courier New" w:cs="Courier New" w:hint="default"/>
+      </w:rPr>
+    </w:lvl>
+    <w:lvl w:ilvl="5" w:tplc="04090005" w:tentative="1">
+      <w:start w:val="1"/>
+      <w:numFmt w:val="bullet"/>
+      <w:lvlText w:val=""/>
+      <w:lvlJc w:val="left"/>
+      <w:pPr>
+        <w:ind w:left="4320" w:hanging="360"/>
+      </w:pPr>
+      <w:rPr>
+        <w:rFonts w:ascii="Wingdings" w:hAnsi="Wingdings" w:hint="default"/>
+      </w:rPr>
+    </w:lvl>
+    <w:lvl w:ilvl="6" w:tplc="04090001" w:tentative="1">
+      <w:start w:val="1"/>
+      <w:numFmt w:val="bullet"/>
+      <w:lvlText w:val=""/>
+      <w:lvlJc w:val="left"/>
+      <w:pPr>
+        <w:ind w:left="5040" w:hanging="360"/>
+      </w:pPr>
+      <w:rPr>
+        <w:rFonts w:ascii="Symbol" w:hAnsi="Symbol" w:hint="default"/>
+      </w:rPr>
+    </w:lvl>
+    <w:lvl w:ilvl="7" w:tplc="04090003" w:tentative="1">
+      <w:start w:val="1"/>
+      <w:numFmt w:val="bullet"/>
+      <w:lvlText w:val="o"/>
+      <w:lvlJc w:val="left"/>
+      <w:pPr>
+        <w:ind w:left="5760" w:hanging="360"/>
+      </w:pPr>
+      <w:rPr>
+        <w:rFonts w:ascii="Courier New" w:hAnsi="Courier New" w:cs="Courier New" w:hint="default"/>
+      </w:rPr>
+    </w:lvl>
+    <w:lvl w:ilvl="8" w:tplc="04090005" w:tentative="1">
+      <w:start w:val="1"/>
+      <w:numFmt w:val="bullet"/>
+      <w:lvlText w:val=""/>
+      <w:lvlJc w:val="left"/>
+      <w:pPr>
+        <w:ind w:left="6480" w:hanging="360"/>
+      </w:pPr>
+      <w:rPr>
+        <w:rFonts w:ascii="Wingdings" w:hAnsi="Wingdings" w:hint="default"/>
+      </w:rPr>
+    </w:lvl>
+  </w:abstractNum>
+  <w:abstractNum w:abstractNumId="24" w15:restartNumberingAfterBreak="0">
     <w:nsid w:val="77E02D7A"/>
     <w:multiLevelType w:val="hybridMultilevel"/>
     <w:tmpl w:val="A2CA9A02"/>
@@ -9762,7 +12424,7 @@
       </w:rPr>
     </w:lvl>
   </w:abstractNum>
-  <w:abstractNum w:abstractNumId="22" w15:restartNumberingAfterBreak="0">
+  <w:abstractNum w:abstractNumId="25" w15:restartNumberingAfterBreak="0">
     <w:nsid w:val="78507774"/>
     <w:multiLevelType w:val="hybridMultilevel"/>
     <w:tmpl w:val="FBAA355A"/>
@@ -9876,73 +12538,82 @@
     </w:lvl>
   </w:abstractNum>
   <w:num w:numId="1" w16cid:durableId="933248953">
-    <w:abstractNumId w:val="16"/>
+    <w:abstractNumId w:val="18"/>
   </w:num>
   <w:num w:numId="2" w16cid:durableId="730929446">
-    <w:abstractNumId w:val="13"/>
+    <w:abstractNumId w:val="15"/>
   </w:num>
   <w:num w:numId="3" w16cid:durableId="700206238">
     <w:abstractNumId w:val="2"/>
   </w:num>
   <w:num w:numId="4" w16cid:durableId="1364163608">
-    <w:abstractNumId w:val="9"/>
+    <w:abstractNumId w:val="11"/>
   </w:num>
   <w:num w:numId="5" w16cid:durableId="1210991342">
-    <w:abstractNumId w:val="19"/>
+    <w:abstractNumId w:val="21"/>
   </w:num>
   <w:num w:numId="6" w16cid:durableId="227957410">
+    <w:abstractNumId w:val="14"/>
+  </w:num>
+  <w:num w:numId="7" w16cid:durableId="964120664">
+    <w:abstractNumId w:val="13"/>
+  </w:num>
+  <w:num w:numId="8" w16cid:durableId="209611820">
+    <w:abstractNumId w:val="6"/>
+  </w:num>
+  <w:num w:numId="9" w16cid:durableId="638268984">
     <w:abstractNumId w:val="12"/>
   </w:num>
-  <w:num w:numId="7" w16cid:durableId="964120664">
-    <w:abstractNumId w:val="11"/>
-  </w:num>
-  <w:num w:numId="8" w16cid:durableId="209611820">
-    <w:abstractNumId w:val="5"/>
-  </w:num>
-  <w:num w:numId="9" w16cid:durableId="638268984">
-    <w:abstractNumId w:val="10"/>
-  </w:num>
   <w:num w:numId="10" w16cid:durableId="528639082">
-    <w:abstractNumId w:val="21"/>
+    <w:abstractNumId w:val="24"/>
   </w:num>
   <w:num w:numId="11" w16cid:durableId="1566836519">
     <w:abstractNumId w:val="1"/>
   </w:num>
   <w:num w:numId="12" w16cid:durableId="2072386937">
-    <w:abstractNumId w:val="18"/>
+    <w:abstractNumId w:val="20"/>
   </w:num>
   <w:num w:numId="13" w16cid:durableId="688456989">
-    <w:abstractNumId w:val="15"/>
+    <w:abstractNumId w:val="17"/>
   </w:num>
   <w:num w:numId="14" w16cid:durableId="1000160530">
-    <w:abstractNumId w:val="20"/>
+    <w:abstractNumId w:val="22"/>
   </w:num>
   <w:num w:numId="15" w16cid:durableId="558591085">
-    <w:abstractNumId w:val="14"/>
+    <w:abstractNumId w:val="16"/>
   </w:num>
   <w:num w:numId="16" w16cid:durableId="1740326510">
-    <w:abstractNumId w:val="7"/>
+    <w:abstractNumId w:val="9"/>
   </w:num>
   <w:num w:numId="17" w16cid:durableId="1548759265">
-    <w:abstractNumId w:val="17"/>
+    <w:abstractNumId w:val="19"/>
   </w:num>
   <w:num w:numId="18" w16cid:durableId="1796408324">
+    <w:abstractNumId w:val="10"/>
+  </w:num>
+  <w:num w:numId="19" w16cid:durableId="2082870273">
+    <w:abstractNumId w:val="5"/>
+  </w:num>
+  <w:num w:numId="20" w16cid:durableId="1524511399">
+    <w:abstractNumId w:val="25"/>
+  </w:num>
+  <w:num w:numId="21" w16cid:durableId="1964269228">
     <w:abstractNumId w:val="8"/>
   </w:num>
-  <w:num w:numId="19" w16cid:durableId="2082870273">
+  <w:num w:numId="22" w16cid:durableId="1196113914">
     <w:abstractNumId w:val="4"/>
-  </w:num>
-  <w:num w:numId="20" w16cid:durableId="1524511399">
-    <w:abstractNumId w:val="22"/>
-  </w:num>
-  <w:num w:numId="21" w16cid:durableId="1964269228">
-    <w:abstractNumId w:val="6"/>
-  </w:num>
-  <w:num w:numId="22" w16cid:durableId="1196113914">
-    <w:abstractNumId w:val="3"/>
   </w:num>
   <w:num w:numId="23" w16cid:durableId="961182760">
     <w:abstractNumId w:val="0"/>
+  </w:num>
+  <w:num w:numId="24" w16cid:durableId="1091781898">
+    <w:abstractNumId w:val="3"/>
+  </w:num>
+  <w:num w:numId="25" w16cid:durableId="1820222017">
+    <w:abstractNumId w:val="7"/>
+  </w:num>
+  <w:num w:numId="26" w16cid:durableId="1959985714">
+    <w:abstractNumId w:val="23"/>
   </w:num>
 </w:numbering>
 </file>
